--- a/media/F2111/output_dir/环境差异性分析.docx
+++ b/media/F2111/output_dir/环境差异性分析.docx
@@ -14,11 +14,12 @@
       </w:pPr>
       <w:r>
         <w:rPr>
+          <w:rFonts w:hint="eastAsia"/>
           <w:snapToGrid w:val="0"/>
           <w:sz w:val="24"/>
           <w:szCs w:val="24"/>
         </w:rPr>
-        <w:t>测评</w:t>
+        <w:t>测评环境中与真实环境有差异，具体环境差异及影响分析详见下表所示</w:t>
       </w:r>
       <w:r>
         <w:rPr>
@@ -26,39 +27,7 @@
           <w:sz w:val="24"/>
           <w:szCs w:val="24"/>
         </w:rPr>
-        <w:t>环境中的软硬件可以有效支持测试输入输出，能够保障测试顺利有效，但</w:t>
-      </w:r>
-      <w:r>
-        <w:rPr>
-          <w:snapToGrid w:val="0"/>
-          <w:sz w:val="24"/>
-          <w:szCs w:val="24"/>
-        </w:rPr>
-        <w:t>XX</w:t>
-      </w:r>
-      <w:r>
-        <w:rPr>
-          <w:snapToGrid w:val="0"/>
-          <w:sz w:val="24"/>
-          <w:szCs w:val="24"/>
-        </w:rPr>
-        <w:t>数据采用仿真数据，</w:t>
-      </w:r>
-      <w:r>
-        <w:rPr>
-          <w:snapToGrid w:val="0"/>
-          <w:sz w:val="24"/>
-          <w:szCs w:val="24"/>
-        </w:rPr>
-        <w:t>XX</w:t>
-      </w:r>
-      <w:r>
-        <w:rPr>
-          <w:snapToGrid w:val="0"/>
-          <w:sz w:val="24"/>
-          <w:szCs w:val="24"/>
-        </w:rPr>
-        <w:t>设备采用仿真软件模拟，与真实环境有差异，具体环境差异及影响分析见下表。</w:t>
+        <w:t>。</w:t>
       </w:r>
     </w:p>
     <w:p>
@@ -355,6 +324,7 @@
               <w:spacing w:line="240" w:lineRule="auto"/>
               <w:jc w:val="center"/>
               <w:rPr>
+                <w:bCs/>
                 <w:snapToGrid w:val="0"/>
                 <w:sz w:val="21"/>
                 <w:szCs w:val="21"/>
@@ -375,6 +345,7 @@
               <w:ind w:firstLine="0"/>
               <w:jc w:val="left"/>
               <w:rPr>
+                <w:bCs/>
                 <w:snapToGrid w:val="0"/>
                 <w:sz w:val="21"/>
                 <w:szCs w:val="21"/>
@@ -382,19 +353,11 @@
             </w:pPr>
             <w:r>
               <w:rPr>
-                <w:snapToGrid w:val="0"/>
-                <w:sz w:val="21"/>
-                <w:szCs w:val="21"/>
-              </w:rPr>
-              <w:t>XX</w:t>
-            </w:r>
-            <w:r>
-              <w:rPr>
-                <w:snapToGrid w:val="0"/>
-                <w:sz w:val="21"/>
-                <w:szCs w:val="21"/>
-              </w:rPr>
-              <w:t>设备</w:t>
+                <w:bCs/>
+                <w:sz w:val="21"/>
+                <w:szCs w:val="21"/>
+              </w:rPr>
+              <w:t>晶振芯片</w:t>
             </w:r>
           </w:p>
         </w:tc>
@@ -411,6 +374,7 @@
               <w:ind w:firstLine="0"/>
               <w:jc w:val="left"/>
               <w:rPr>
+                <w:bCs/>
                 <w:snapToGrid w:val="0"/>
                 <w:sz w:val="21"/>
                 <w:szCs w:val="21"/>
@@ -418,19 +382,11 @@
             </w:pPr>
             <w:r>
               <w:rPr>
-                <w:snapToGrid w:val="0"/>
-                <w:sz w:val="21"/>
-                <w:szCs w:val="21"/>
-              </w:rPr>
-              <w:t>YY</w:t>
-            </w:r>
-            <w:r>
-              <w:rPr>
-                <w:snapToGrid w:val="0"/>
-                <w:sz w:val="21"/>
-                <w:szCs w:val="21"/>
-              </w:rPr>
-              <w:t>设备</w:t>
+                <w:bCs/>
+                <w:sz w:val="21"/>
+                <w:szCs w:val="21"/>
+              </w:rPr>
+              <w:t>晶振模型</w:t>
             </w:r>
           </w:p>
         </w:tc>
@@ -441,48 +397,73 @@
           </w:tcPr>
           <w:p>
             <w:pPr>
-              <w:pStyle w:val="a7"/>
-              <w:adjustRightInd w:val="0"/>
-              <w:spacing w:line="240" w:lineRule="auto"/>
-              <w:ind w:firstLine="0"/>
-              <w:jc w:val="left"/>
-              <w:rPr>
-                <w:snapToGrid w:val="0"/>
-                <w:sz w:val="21"/>
-                <w:szCs w:val="21"/>
-              </w:rPr>
-            </w:pPr>
-            <w:r>
-              <w:rPr>
-                <w:snapToGrid w:val="0"/>
-                <w:sz w:val="21"/>
-                <w:szCs w:val="21"/>
-              </w:rPr>
-              <w:t>YY</w:t>
-            </w:r>
-            <w:r>
-              <w:rPr>
-                <w:snapToGrid w:val="0"/>
-                <w:sz w:val="21"/>
-                <w:szCs w:val="21"/>
-              </w:rPr>
-              <w:t>设备为与</w:t>
-            </w:r>
-            <w:r>
-              <w:rPr>
-                <w:snapToGrid w:val="0"/>
-                <w:sz w:val="21"/>
-                <w:szCs w:val="21"/>
-              </w:rPr>
-              <w:t>XX</w:t>
-            </w:r>
-            <w:r>
-              <w:rPr>
-                <w:snapToGrid w:val="0"/>
-                <w:sz w:val="21"/>
-                <w:szCs w:val="21"/>
-              </w:rPr>
-              <w:t>设备配置、功能相同的真实设备，无差异。</w:t>
+              <w:pStyle w:val="af0"/>
+              <w:numPr>
+                <w:ilvl w:val="0"/>
+                <w:numId w:val="4"/>
+              </w:numPr>
+              <w:wordWrap/>
+              <w:topLinePunct w:val="0"/>
+              <w:autoSpaceDE w:val="0"/>
+              <w:autoSpaceDN w:val="0"/>
+              <w:snapToGrid/>
+              <w:spacing w:after="0"/>
+              <w:ind w:firstLineChars="0"/>
+              <w:rPr>
+                <w:rFonts w:ascii="Times New Roman" w:eastAsia="宋体" w:hAnsi="Times New Roman" w:cs="Times New Roman"/>
+                <w:b w:val="0"/>
+                <w:bCs/>
+                <w:sz w:val="21"/>
+                <w:szCs w:val="21"/>
+                <w:lang w:eastAsia="zh-CN"/>
+              </w:rPr>
+            </w:pPr>
+            <w:r>
+              <w:rPr>
+                <w:rFonts w:ascii="Times New Roman" w:eastAsia="宋体" w:hAnsi="Times New Roman" w:cs="Times New Roman"/>
+                <w:b w:val="0"/>
+                <w:bCs/>
+                <w:sz w:val="21"/>
+                <w:szCs w:val="21"/>
+                <w:lang w:eastAsia="zh-CN"/>
+              </w:rPr>
+              <w:t>区别：真实情况下，晶振输出的时钟占空比是随机的。在仿真情况下，根据设计需求，设定占空比的边界，覆盖占空比变化的边界情况。</w:t>
+            </w:r>
+          </w:p>
+          <w:p>
+            <w:pPr>
+              <w:pStyle w:val="af0"/>
+              <w:numPr>
+                <w:ilvl w:val="0"/>
+                <w:numId w:val="4"/>
+              </w:numPr>
+              <w:wordWrap/>
+              <w:topLinePunct w:val="0"/>
+              <w:autoSpaceDE w:val="0"/>
+              <w:autoSpaceDN w:val="0"/>
+              <w:snapToGrid/>
+              <w:spacing w:after="0"/>
+              <w:ind w:firstLineChars="0"/>
+              <w:rPr>
+                <w:rFonts w:ascii="Times New Roman" w:eastAsia="宋体" w:hAnsi="Times New Roman" w:cs="Times New Roman"/>
+                <w:b w:val="0"/>
+                <w:bCs/>
+                <w:sz w:val="21"/>
+                <w:szCs w:val="21"/>
+                <w:lang w:eastAsia="zh-CN"/>
+              </w:rPr>
+            </w:pPr>
+            <w:r>
+              <w:rPr>
+                <w:rFonts w:ascii="Times New Roman" w:eastAsia="宋体" w:hAnsi="Times New Roman" w:cs="Times New Roman"/>
+                <w:b w:val="0"/>
+                <w:bCs/>
+                <w:sz w:val="21"/>
+                <w:szCs w:val="21"/>
+                <w:lang w:eastAsia="zh-CN"/>
+              </w:rPr>
+              <w:lastRenderedPageBreak/>
+              <w:t>与实际系统的差异不影响测试的有效性和全面性。</w:t>
             </w:r>
           </w:p>
         </w:tc>
@@ -509,6 +490,7 @@
               <w:spacing w:line="240" w:lineRule="auto"/>
               <w:jc w:val="center"/>
               <w:rPr>
+                <w:bCs/>
                 <w:snapToGrid w:val="0"/>
                 <w:sz w:val="21"/>
                 <w:szCs w:val="21"/>
@@ -529,6 +511,7 @@
               <w:ind w:firstLine="0"/>
               <w:jc w:val="left"/>
               <w:rPr>
+                <w:bCs/>
                 <w:snapToGrid w:val="0"/>
                 <w:sz w:val="21"/>
                 <w:szCs w:val="21"/>
@@ -536,19 +519,11 @@
             </w:pPr>
             <w:r>
               <w:rPr>
-                <w:snapToGrid w:val="0"/>
-                <w:sz w:val="21"/>
-                <w:szCs w:val="21"/>
-              </w:rPr>
-              <w:t>XX</w:t>
-            </w:r>
-            <w:r>
-              <w:rPr>
-                <w:snapToGrid w:val="0"/>
-                <w:sz w:val="21"/>
-                <w:szCs w:val="21"/>
-              </w:rPr>
-              <w:t>设备</w:t>
+                <w:bCs/>
+                <w:sz w:val="21"/>
+                <w:szCs w:val="21"/>
+              </w:rPr>
+              <w:t>串口</w:t>
             </w:r>
           </w:p>
         </w:tc>
@@ -565,6 +540,7 @@
               <w:ind w:firstLine="0"/>
               <w:jc w:val="left"/>
               <w:rPr>
+                <w:bCs/>
                 <w:snapToGrid w:val="0"/>
                 <w:sz w:val="21"/>
                 <w:szCs w:val="21"/>
@@ -572,35 +548,11 @@
             </w:pPr>
             <w:r>
               <w:rPr>
-                <w:snapToGrid w:val="0"/>
-                <w:sz w:val="21"/>
-                <w:szCs w:val="21"/>
-              </w:rPr>
-              <w:t>XX</w:t>
-            </w:r>
-            <w:r>
-              <w:rPr>
-                <w:snapToGrid w:val="0"/>
-                <w:sz w:val="21"/>
-                <w:szCs w:val="21"/>
-              </w:rPr>
-              <w:t>仿真设备（内含</w:t>
-            </w:r>
-            <w:r>
-              <w:rPr>
-                <w:snapToGrid w:val="0"/>
-                <w:sz w:val="21"/>
-                <w:szCs w:val="21"/>
-              </w:rPr>
-              <w:t>XX</w:t>
-            </w:r>
-            <w:r>
-              <w:rPr>
-                <w:snapToGrid w:val="0"/>
-                <w:sz w:val="21"/>
-                <w:szCs w:val="21"/>
-              </w:rPr>
-              <w:t>仿真软件）</w:t>
+                <w:bCs/>
+                <w:sz w:val="21"/>
+                <w:szCs w:val="21"/>
+              </w:rPr>
+              <w:t>串口模型</w:t>
             </w:r>
           </w:p>
         </w:tc>
@@ -611,107 +563,94 @@
           </w:tcPr>
           <w:p>
             <w:pPr>
-              <w:pStyle w:val="TableParagraph"/>
-              <w:kinsoku w:val="0"/>
-              <w:overflowPunct w:val="0"/>
-              <w:adjustRightInd w:val="0"/>
-              <w:spacing w:line="240" w:lineRule="auto"/>
-              <w:ind w:right="89"/>
-              <w:jc w:val="left"/>
-              <w:rPr>
-                <w:snapToGrid w:val="0"/>
-                <w:sz w:val="21"/>
-                <w:szCs w:val="21"/>
-              </w:rPr>
-            </w:pPr>
-            <w:r>
-              <w:rPr>
-                <w:snapToGrid w:val="0"/>
-                <w:sz w:val="21"/>
-                <w:szCs w:val="21"/>
-              </w:rPr>
-              <w:t>XX</w:t>
-            </w:r>
-            <w:r>
-              <w:rPr>
-                <w:snapToGrid w:val="0"/>
-                <w:sz w:val="21"/>
-                <w:szCs w:val="21"/>
-              </w:rPr>
-              <w:t>仿真设备可仿真</w:t>
-            </w:r>
-            <w:r>
-              <w:rPr>
-                <w:snapToGrid w:val="0"/>
-                <w:sz w:val="21"/>
-                <w:szCs w:val="21"/>
-              </w:rPr>
-              <w:t>XX</w:t>
-            </w:r>
-            <w:r>
-              <w:rPr>
-                <w:snapToGrid w:val="0"/>
-                <w:sz w:val="21"/>
-                <w:szCs w:val="21"/>
-              </w:rPr>
-              <w:t>软件全部交联接口，测试数据格式满足</w:t>
-            </w:r>
-            <w:r>
-              <w:rPr>
-                <w:snapToGrid w:val="0"/>
-                <w:sz w:val="21"/>
-                <w:szCs w:val="21"/>
-              </w:rPr>
-              <w:t>XX</w:t>
-            </w:r>
-            <w:r>
-              <w:rPr>
-                <w:snapToGrid w:val="0"/>
-                <w:sz w:val="21"/>
-                <w:szCs w:val="21"/>
-              </w:rPr>
-              <w:t>功能测试要求，但仿真测试数据为非真实飞行数据，无法</w:t>
-            </w:r>
-            <w:r>
-              <w:rPr>
-                <w:snapToGrid w:val="0"/>
-                <w:sz w:val="21"/>
-                <w:szCs w:val="21"/>
-              </w:rPr>
-              <w:lastRenderedPageBreak/>
-              <w:t>针对</w:t>
-            </w:r>
-            <w:r>
-              <w:rPr>
-                <w:snapToGrid w:val="0"/>
-                <w:sz w:val="21"/>
-                <w:szCs w:val="21"/>
-              </w:rPr>
-              <w:t>XX</w:t>
-            </w:r>
-            <w:r>
-              <w:rPr>
-                <w:snapToGrid w:val="0"/>
-                <w:sz w:val="21"/>
-                <w:szCs w:val="21"/>
-              </w:rPr>
-              <w:t>性能指标进行测试，该项指标的测试结果需要采信</w:t>
-            </w:r>
-            <w:r>
-              <w:rPr>
-                <w:snapToGrid w:val="0"/>
-                <w:sz w:val="21"/>
-                <w:szCs w:val="21"/>
-              </w:rPr>
-              <w:t>XX</w:t>
-            </w:r>
-            <w:r>
-              <w:rPr>
-                <w:snapToGrid w:val="0"/>
-                <w:sz w:val="21"/>
-                <w:szCs w:val="21"/>
-              </w:rPr>
-              <w:t>试飞结果。</w:t>
+              <w:pStyle w:val="af0"/>
+              <w:numPr>
+                <w:ilvl w:val="0"/>
+                <w:numId w:val="4"/>
+              </w:numPr>
+              <w:wordWrap/>
+              <w:topLinePunct w:val="0"/>
+              <w:autoSpaceDE w:val="0"/>
+              <w:autoSpaceDN w:val="0"/>
+              <w:snapToGrid/>
+              <w:spacing w:after="0"/>
+              <w:ind w:firstLineChars="0"/>
+              <w:rPr>
+                <w:rFonts w:ascii="Times New Roman" w:eastAsia="宋体" w:hAnsi="Times New Roman" w:cs="Times New Roman"/>
+                <w:b w:val="0"/>
+                <w:bCs/>
+                <w:sz w:val="21"/>
+                <w:szCs w:val="21"/>
+                <w:lang w:eastAsia="zh-CN"/>
+              </w:rPr>
+            </w:pPr>
+            <w:r>
+              <w:rPr>
+                <w:rFonts w:ascii="Times New Roman" w:eastAsia="宋体" w:hAnsi="Times New Roman" w:cs="Times New Roman"/>
+                <w:b w:val="0"/>
+                <w:bCs/>
+                <w:sz w:val="21"/>
+                <w:szCs w:val="21"/>
+                <w:lang w:eastAsia="zh-CN"/>
+              </w:rPr>
+              <w:t>区别：真实情况下，</w:t>
+            </w:r>
+            <w:r>
+              <w:rPr>
+                <w:rFonts w:ascii="Times New Roman" w:eastAsia="宋体" w:hAnsi="Times New Roman" w:cs="Times New Roman"/>
+                <w:b w:val="0"/>
+                <w:bCs/>
+                <w:sz w:val="21"/>
+                <w:szCs w:val="21"/>
+                <w:lang w:eastAsia="zh-CN"/>
+              </w:rPr>
+              <w:t>UART</w:t>
+            </w:r>
+            <w:r>
+              <w:rPr>
+                <w:rFonts w:ascii="Times New Roman" w:eastAsia="宋体" w:hAnsi="Times New Roman" w:cs="Times New Roman"/>
+                <w:b w:val="0"/>
+                <w:bCs/>
+                <w:sz w:val="21"/>
+                <w:szCs w:val="21"/>
+                <w:lang w:eastAsia="zh-CN"/>
+              </w:rPr>
+              <w:t>接口线会有毛刺，串口波特率会有偏移，传输内容存在符合性错误。在仿真情况下，可更改串口波特率的偏移，串口起始位、数据位内容、校验位、结束位以及波特率拉偏的情况。</w:t>
+            </w:r>
+          </w:p>
+          <w:p>
+            <w:pPr>
+              <w:pStyle w:val="af0"/>
+              <w:numPr>
+                <w:ilvl w:val="0"/>
+                <w:numId w:val="4"/>
+              </w:numPr>
+              <w:wordWrap/>
+              <w:topLinePunct w:val="0"/>
+              <w:autoSpaceDE w:val="0"/>
+              <w:autoSpaceDN w:val="0"/>
+              <w:snapToGrid/>
+              <w:spacing w:after="0"/>
+              <w:ind w:firstLineChars="0"/>
+              <w:rPr>
+                <w:rFonts w:ascii="Times New Roman" w:eastAsia="宋体" w:hAnsi="Times New Roman" w:cs="Times New Roman"/>
+                <w:b w:val="0"/>
+                <w:bCs/>
+                <w:sz w:val="21"/>
+                <w:szCs w:val="21"/>
+                <w:lang w:eastAsia="zh-CN"/>
+              </w:rPr>
+            </w:pPr>
+            <w:r>
+              <w:rPr>
+                <w:rFonts w:ascii="Times New Roman" w:eastAsia="宋体" w:hAnsi="Times New Roman" w:cs="Times New Roman"/>
+                <w:b w:val="0"/>
+                <w:bCs/>
+                <w:sz w:val="21"/>
+                <w:szCs w:val="21"/>
+                <w:lang w:eastAsia="zh-CN"/>
+              </w:rPr>
+              <w:t>与实际系统的差异不影响测试的有效性和全面性。</w:t>
             </w:r>
           </w:p>
         </w:tc>
@@ -738,6 +677,7 @@
               <w:spacing w:line="240" w:lineRule="auto"/>
               <w:jc w:val="center"/>
               <w:rPr>
+                <w:bCs/>
                 <w:snapToGrid w:val="0"/>
                 <w:sz w:val="21"/>
                 <w:szCs w:val="21"/>
@@ -757,11 +697,20 @@
               <w:spacing w:line="240" w:lineRule="auto"/>
               <w:ind w:firstLine="0"/>
               <w:rPr>
+                <w:bCs/>
                 <w:snapToGrid w:val="0"/>
                 <w:sz w:val="21"/>
                 <w:szCs w:val="21"/>
               </w:rPr>
             </w:pPr>
+            <w:r>
+              <w:rPr>
+                <w:bCs/>
+                <w:sz w:val="21"/>
+                <w:szCs w:val="21"/>
+              </w:rPr>
+              <w:t>SPI FLASH</w:t>
+            </w:r>
           </w:p>
         </w:tc>
         <w:tc>
@@ -776,11 +725,28 @@
               <w:spacing w:line="240" w:lineRule="auto"/>
               <w:ind w:firstLine="0"/>
               <w:rPr>
+                <w:bCs/>
                 <w:snapToGrid w:val="0"/>
                 <w:sz w:val="21"/>
                 <w:szCs w:val="21"/>
               </w:rPr>
             </w:pPr>
+            <w:r>
+              <w:rPr>
+                <w:bCs/>
+                <w:sz w:val="21"/>
+                <w:szCs w:val="21"/>
+              </w:rPr>
+              <w:t>SPI FLASH</w:t>
+            </w:r>
+            <w:r>
+              <w:rPr>
+                <w:bCs/>
+                <w:sz w:val="21"/>
+                <w:szCs w:val="21"/>
+              </w:rPr>
+              <w:t>模型</w:t>
+            </w:r>
           </w:p>
         </w:tc>
         <w:tc>
@@ -790,18 +756,1715 @@
           </w:tcPr>
           <w:p>
             <w:pPr>
-              <w:pStyle w:val="TableParagraph"/>
-              <w:kinsoku w:val="0"/>
-              <w:overflowPunct w:val="0"/>
+              <w:pStyle w:val="af0"/>
+              <w:numPr>
+                <w:ilvl w:val="0"/>
+                <w:numId w:val="5"/>
+              </w:numPr>
+              <w:wordWrap/>
+              <w:topLinePunct w:val="0"/>
+              <w:autoSpaceDE w:val="0"/>
+              <w:autoSpaceDN w:val="0"/>
+              <w:snapToGrid/>
+              <w:spacing w:after="0"/>
+              <w:ind w:firstLineChars="0"/>
+              <w:rPr>
+                <w:rFonts w:ascii="Times New Roman" w:eastAsia="宋体" w:hAnsi="Times New Roman" w:cs="Times New Roman"/>
+                <w:b w:val="0"/>
+                <w:bCs/>
+                <w:sz w:val="21"/>
+                <w:szCs w:val="21"/>
+                <w:lang w:eastAsia="zh-CN"/>
+              </w:rPr>
+            </w:pPr>
+            <w:r>
+              <w:rPr>
+                <w:rFonts w:ascii="Times New Roman" w:eastAsia="宋体" w:hAnsi="Times New Roman" w:cs="Times New Roman"/>
+                <w:b w:val="0"/>
+                <w:bCs/>
+                <w:sz w:val="21"/>
+                <w:szCs w:val="21"/>
+                <w:lang w:eastAsia="zh-CN"/>
+              </w:rPr>
+              <w:t>区别：真实情况下，</w:t>
+            </w:r>
+            <w:r>
+              <w:rPr>
+                <w:rFonts w:ascii="Times New Roman" w:eastAsia="宋体" w:hAnsi="Times New Roman" w:cs="Times New Roman"/>
+                <w:b w:val="0"/>
+                <w:bCs/>
+                <w:sz w:val="21"/>
+                <w:szCs w:val="21"/>
+                <w:lang w:eastAsia="zh-CN"/>
+              </w:rPr>
+              <w:t>SPI</w:t>
+            </w:r>
+            <w:r>
+              <w:rPr>
+                <w:rFonts w:ascii="Times New Roman" w:eastAsia="宋体" w:hAnsi="Times New Roman" w:cs="Times New Roman"/>
+                <w:b w:val="0"/>
+                <w:bCs/>
+                <w:sz w:val="21"/>
+                <w:szCs w:val="21"/>
+                <w:lang w:eastAsia="zh-CN"/>
+              </w:rPr>
+              <w:t>接口线会有毛刺，数据输入与时钟有一定延迟；在仿真情况下，可更改数据与时钟的延迟情况。</w:t>
+            </w:r>
+          </w:p>
+          <w:p>
+            <w:pPr>
+              <w:pStyle w:val="af0"/>
+              <w:numPr>
+                <w:ilvl w:val="0"/>
+                <w:numId w:val="5"/>
+              </w:numPr>
+              <w:wordWrap/>
+              <w:topLinePunct w:val="0"/>
+              <w:autoSpaceDE w:val="0"/>
+              <w:autoSpaceDN w:val="0"/>
+              <w:snapToGrid/>
+              <w:spacing w:after="0"/>
+              <w:ind w:firstLineChars="0"/>
+              <w:rPr>
+                <w:rFonts w:ascii="Times New Roman" w:eastAsia="宋体" w:hAnsi="Times New Roman" w:cs="Times New Roman"/>
+                <w:b w:val="0"/>
+                <w:bCs/>
+                <w:sz w:val="21"/>
+                <w:szCs w:val="21"/>
+                <w:lang w:eastAsia="zh-CN"/>
+              </w:rPr>
+            </w:pPr>
+            <w:r>
+              <w:rPr>
+                <w:rFonts w:ascii="Times New Roman" w:eastAsia="宋体" w:hAnsi="Times New Roman" w:cs="Times New Roman"/>
+                <w:b w:val="0"/>
+                <w:bCs/>
+                <w:sz w:val="21"/>
+                <w:szCs w:val="21"/>
+                <w:lang w:eastAsia="zh-CN"/>
+              </w:rPr>
+              <w:t>与实际系统的差异不影响测试的有效性和全面性。</w:t>
+            </w:r>
+          </w:p>
+        </w:tc>
+      </w:tr>
+      <w:tr>
+        <w:trPr>
+          <w:jc w:val="center"/>
+        </w:trPr>
+        <w:tc>
+          <w:tcPr>
+            <w:tcW w:w="642" w:type="dxa"/>
+            <w:vAlign w:val="center"/>
+          </w:tcPr>
+          <w:p>
+            <w:pPr>
+              <w:numPr>
+                <w:ilvl w:val="0"/>
+                <w:numId w:val="2"/>
+              </w:numPr>
+              <w:tabs>
+                <w:tab w:val="left" w:pos="240"/>
+                <w:tab w:val="left" w:pos="840"/>
+              </w:tabs>
+              <w:spacing w:line="240" w:lineRule="auto"/>
+              <w:jc w:val="center"/>
+              <w:rPr>
+                <w:bCs/>
+                <w:snapToGrid w:val="0"/>
+                <w:sz w:val="21"/>
+                <w:szCs w:val="21"/>
+              </w:rPr>
+            </w:pPr>
+          </w:p>
+        </w:tc>
+        <w:tc>
+          <w:tcPr>
+            <w:tcW w:w="1858" w:type="dxa"/>
+            <w:vAlign w:val="center"/>
+          </w:tcPr>
+          <w:p>
+            <w:pPr>
+              <w:pStyle w:val="a7"/>
               <w:adjustRightInd w:val="0"/>
               <w:spacing w:line="240" w:lineRule="auto"/>
-              <w:ind w:right="89"/>
-              <w:rPr>
+              <w:ind w:firstLine="0"/>
+              <w:rPr>
+                <w:bCs/>
+                <w:sz w:val="21"/>
+                <w:szCs w:val="21"/>
+              </w:rPr>
+            </w:pPr>
+            <w:r>
+              <w:rPr>
+                <w:bCs/>
+                <w:sz w:val="21"/>
+                <w:szCs w:val="21"/>
+              </w:rPr>
+              <w:t>2711</w:t>
+            </w:r>
+            <w:r>
+              <w:rPr>
+                <w:bCs/>
+                <w:sz w:val="21"/>
+                <w:szCs w:val="21"/>
+              </w:rPr>
+              <w:t>总线</w:t>
+            </w:r>
+          </w:p>
+        </w:tc>
+        <w:tc>
+          <w:tcPr>
+            <w:tcW w:w="2236" w:type="dxa"/>
+            <w:vAlign w:val="center"/>
+          </w:tcPr>
+          <w:p>
+            <w:pPr>
+              <w:pStyle w:val="a7"/>
+              <w:adjustRightInd w:val="0"/>
+              <w:spacing w:line="240" w:lineRule="auto"/>
+              <w:ind w:firstLine="0"/>
+              <w:rPr>
+                <w:bCs/>
+                <w:sz w:val="21"/>
+                <w:szCs w:val="21"/>
+              </w:rPr>
+            </w:pPr>
+            <w:r>
+              <w:rPr>
+                <w:bCs/>
+                <w:sz w:val="21"/>
+                <w:szCs w:val="21"/>
+              </w:rPr>
+              <w:t>2711</w:t>
+            </w:r>
+            <w:r>
+              <w:rPr>
+                <w:bCs/>
+                <w:sz w:val="21"/>
+                <w:szCs w:val="21"/>
+              </w:rPr>
+              <w:t>模型</w:t>
+            </w:r>
+          </w:p>
+        </w:tc>
+        <w:tc>
+          <w:tcPr>
+            <w:tcW w:w="4275" w:type="dxa"/>
+            <w:vAlign w:val="center"/>
+          </w:tcPr>
+          <w:p>
+            <w:pPr>
+              <w:pStyle w:val="af0"/>
+              <w:numPr>
+                <w:ilvl w:val="0"/>
+                <w:numId w:val="6"/>
+              </w:numPr>
+              <w:wordWrap/>
+              <w:topLinePunct w:val="0"/>
+              <w:autoSpaceDE w:val="0"/>
+              <w:autoSpaceDN w:val="0"/>
+              <w:snapToGrid/>
+              <w:spacing w:after="0"/>
+              <w:ind w:firstLineChars="0"/>
+              <w:rPr>
+                <w:rFonts w:ascii="Times New Roman" w:eastAsia="宋体" w:hAnsi="Times New Roman" w:cs="Times New Roman"/>
+                <w:b w:val="0"/>
+                <w:bCs/>
+                <w:sz w:val="21"/>
+                <w:szCs w:val="21"/>
+                <w:lang w:eastAsia="zh-CN"/>
+              </w:rPr>
+            </w:pPr>
+            <w:r>
+              <w:rPr>
+                <w:rFonts w:ascii="Times New Roman" w:eastAsia="宋体" w:hAnsi="Times New Roman" w:cs="Times New Roman"/>
+                <w:b w:val="0"/>
+                <w:bCs/>
+                <w:sz w:val="21"/>
+                <w:szCs w:val="21"/>
+                <w:lang w:eastAsia="zh-CN"/>
+              </w:rPr>
+              <w:t>区别：真实情况下，</w:t>
+            </w:r>
+            <w:r>
+              <w:rPr>
+                <w:rFonts w:ascii="Times New Roman" w:eastAsia="宋体" w:hAnsi="Times New Roman" w:cs="Times New Roman"/>
+                <w:b w:val="0"/>
+                <w:bCs/>
+                <w:sz w:val="21"/>
+                <w:szCs w:val="21"/>
+                <w:lang w:eastAsia="zh-CN"/>
+              </w:rPr>
+              <w:t>2711</w:t>
+            </w:r>
+            <w:r>
+              <w:rPr>
+                <w:rFonts w:ascii="Times New Roman" w:eastAsia="宋体" w:hAnsi="Times New Roman" w:cs="Times New Roman"/>
+                <w:b w:val="0"/>
+                <w:bCs/>
+                <w:sz w:val="21"/>
+                <w:szCs w:val="21"/>
+                <w:lang w:eastAsia="zh-CN"/>
+              </w:rPr>
+              <w:t>接口线会有毛刺，数据输入与时钟有一定延迟；在仿真情况下，可更改数据与时钟的延迟情况。</w:t>
+            </w:r>
+          </w:p>
+          <w:p>
+            <w:pPr>
+              <w:pStyle w:val="af0"/>
+              <w:numPr>
+                <w:ilvl w:val="0"/>
+                <w:numId w:val="6"/>
+              </w:numPr>
+              <w:wordWrap/>
+              <w:topLinePunct w:val="0"/>
+              <w:autoSpaceDE w:val="0"/>
+              <w:autoSpaceDN w:val="0"/>
+              <w:snapToGrid/>
+              <w:spacing w:after="0"/>
+              <w:ind w:firstLineChars="0"/>
+              <w:rPr>
+                <w:rFonts w:ascii="Times New Roman" w:eastAsia="宋体" w:hAnsi="Times New Roman" w:cs="Times New Roman"/>
+                <w:b w:val="0"/>
+                <w:bCs/>
+                <w:sz w:val="21"/>
+                <w:szCs w:val="21"/>
+                <w:lang w:eastAsia="zh-CN"/>
+              </w:rPr>
+            </w:pPr>
+            <w:r>
+              <w:rPr>
+                <w:rFonts w:ascii="Times New Roman" w:eastAsia="宋体" w:hAnsi="Times New Roman" w:cs="Times New Roman"/>
+                <w:b w:val="0"/>
+                <w:bCs/>
+                <w:sz w:val="21"/>
+                <w:szCs w:val="21"/>
+                <w:lang w:eastAsia="zh-CN"/>
+              </w:rPr>
+              <w:t>与实际系统的差异不影响测试的有效性和全面性。</w:t>
+            </w:r>
+          </w:p>
+        </w:tc>
+      </w:tr>
+      <w:tr>
+        <w:trPr>
+          <w:jc w:val="center"/>
+        </w:trPr>
+        <w:tc>
+          <w:tcPr>
+            <w:tcW w:w="642" w:type="dxa"/>
+            <w:vAlign w:val="center"/>
+          </w:tcPr>
+          <w:p>
+            <w:pPr>
+              <w:numPr>
+                <w:ilvl w:val="0"/>
+                <w:numId w:val="2"/>
+              </w:numPr>
+              <w:tabs>
+                <w:tab w:val="left" w:pos="240"/>
+                <w:tab w:val="left" w:pos="840"/>
+              </w:tabs>
+              <w:spacing w:line="240" w:lineRule="auto"/>
+              <w:jc w:val="center"/>
+              <w:rPr>
+                <w:bCs/>
                 <w:snapToGrid w:val="0"/>
                 <w:sz w:val="21"/>
                 <w:szCs w:val="21"/>
               </w:rPr>
             </w:pPr>
+          </w:p>
+        </w:tc>
+        <w:tc>
+          <w:tcPr>
+            <w:tcW w:w="1858" w:type="dxa"/>
+            <w:vAlign w:val="center"/>
+          </w:tcPr>
+          <w:p>
+            <w:pPr>
+              <w:pStyle w:val="a7"/>
+              <w:adjustRightInd w:val="0"/>
+              <w:spacing w:line="240" w:lineRule="auto"/>
+              <w:ind w:firstLine="0"/>
+              <w:rPr>
+                <w:bCs/>
+                <w:sz w:val="21"/>
+                <w:szCs w:val="21"/>
+              </w:rPr>
+            </w:pPr>
+            <w:r>
+              <w:rPr>
+                <w:bCs/>
+                <w:sz w:val="21"/>
+                <w:szCs w:val="21"/>
+              </w:rPr>
+              <w:t>LVDS</w:t>
+            </w:r>
+            <w:r>
+              <w:rPr>
+                <w:bCs/>
+                <w:sz w:val="21"/>
+                <w:szCs w:val="21"/>
+              </w:rPr>
+              <w:t>总线</w:t>
+            </w:r>
+          </w:p>
+        </w:tc>
+        <w:tc>
+          <w:tcPr>
+            <w:tcW w:w="2236" w:type="dxa"/>
+            <w:vAlign w:val="center"/>
+          </w:tcPr>
+          <w:p>
+            <w:pPr>
+              <w:pStyle w:val="a7"/>
+              <w:adjustRightInd w:val="0"/>
+              <w:spacing w:line="240" w:lineRule="auto"/>
+              <w:ind w:firstLine="0"/>
+              <w:rPr>
+                <w:bCs/>
+                <w:sz w:val="21"/>
+                <w:szCs w:val="21"/>
+              </w:rPr>
+            </w:pPr>
+            <w:r>
+              <w:rPr>
+                <w:bCs/>
+                <w:sz w:val="21"/>
+                <w:szCs w:val="21"/>
+              </w:rPr>
+              <w:t>LVDS</w:t>
+            </w:r>
+            <w:r>
+              <w:rPr>
+                <w:bCs/>
+                <w:sz w:val="21"/>
+                <w:szCs w:val="21"/>
+              </w:rPr>
+              <w:t>模型</w:t>
+            </w:r>
+          </w:p>
+        </w:tc>
+        <w:tc>
+          <w:tcPr>
+            <w:tcW w:w="4275" w:type="dxa"/>
+            <w:vAlign w:val="center"/>
+          </w:tcPr>
+          <w:p>
+            <w:pPr>
+              <w:pStyle w:val="af0"/>
+              <w:numPr>
+                <w:ilvl w:val="0"/>
+                <w:numId w:val="7"/>
+              </w:numPr>
+              <w:wordWrap/>
+              <w:topLinePunct w:val="0"/>
+              <w:autoSpaceDE w:val="0"/>
+              <w:autoSpaceDN w:val="0"/>
+              <w:snapToGrid/>
+              <w:spacing w:after="0"/>
+              <w:ind w:firstLineChars="0"/>
+              <w:rPr>
+                <w:rFonts w:ascii="Times New Roman" w:eastAsia="宋体" w:hAnsi="Times New Roman" w:cs="Times New Roman"/>
+                <w:b w:val="0"/>
+                <w:bCs/>
+                <w:sz w:val="21"/>
+                <w:szCs w:val="21"/>
+                <w:lang w:eastAsia="zh-CN"/>
+              </w:rPr>
+            </w:pPr>
+            <w:r>
+              <w:rPr>
+                <w:rFonts w:ascii="Times New Roman" w:eastAsia="宋体" w:hAnsi="Times New Roman" w:cs="Times New Roman"/>
+                <w:b w:val="0"/>
+                <w:bCs/>
+                <w:sz w:val="21"/>
+                <w:szCs w:val="21"/>
+                <w:lang w:eastAsia="zh-CN"/>
+              </w:rPr>
+              <w:t>区别：真实情况下，</w:t>
+            </w:r>
+            <w:r>
+              <w:rPr>
+                <w:rFonts w:ascii="Times New Roman" w:eastAsia="宋体" w:hAnsi="Times New Roman" w:cs="Times New Roman"/>
+                <w:b w:val="0"/>
+                <w:bCs/>
+                <w:sz w:val="21"/>
+                <w:szCs w:val="21"/>
+                <w:lang w:eastAsia="zh-CN"/>
+              </w:rPr>
+              <w:t>LVDS</w:t>
+            </w:r>
+            <w:r>
+              <w:rPr>
+                <w:rFonts w:ascii="Times New Roman" w:eastAsia="宋体" w:hAnsi="Times New Roman" w:cs="Times New Roman"/>
+                <w:b w:val="0"/>
+                <w:bCs/>
+                <w:sz w:val="21"/>
+                <w:szCs w:val="21"/>
+                <w:lang w:eastAsia="zh-CN"/>
+              </w:rPr>
+              <w:t>接口线会有毛刺，数据输入与时钟有一定延迟；在仿真情况下，可更改数据与时钟的延迟情况。</w:t>
+            </w:r>
+          </w:p>
+          <w:p>
+            <w:pPr>
+              <w:pStyle w:val="af0"/>
+              <w:numPr>
+                <w:ilvl w:val="0"/>
+                <w:numId w:val="7"/>
+              </w:numPr>
+              <w:wordWrap/>
+              <w:topLinePunct w:val="0"/>
+              <w:autoSpaceDE w:val="0"/>
+              <w:autoSpaceDN w:val="0"/>
+              <w:snapToGrid/>
+              <w:spacing w:after="0"/>
+              <w:ind w:firstLineChars="0"/>
+              <w:rPr>
+                <w:rFonts w:ascii="Times New Roman" w:eastAsia="宋体" w:hAnsi="Times New Roman" w:cs="Times New Roman"/>
+                <w:b w:val="0"/>
+                <w:bCs/>
+                <w:sz w:val="21"/>
+                <w:szCs w:val="21"/>
+                <w:lang w:eastAsia="zh-CN"/>
+              </w:rPr>
+            </w:pPr>
+            <w:r>
+              <w:rPr>
+                <w:rFonts w:ascii="Times New Roman" w:eastAsia="宋体" w:hAnsi="Times New Roman" w:cs="Times New Roman"/>
+                <w:b w:val="0"/>
+                <w:bCs/>
+                <w:sz w:val="21"/>
+                <w:szCs w:val="21"/>
+                <w:lang w:eastAsia="zh-CN"/>
+              </w:rPr>
+              <w:t>与实际系统的差异不影响测试的有效性和全面性。</w:t>
+            </w:r>
+          </w:p>
+        </w:tc>
+      </w:tr>
+      <w:tr>
+        <w:trPr>
+          <w:jc w:val="center"/>
+        </w:trPr>
+        <w:tc>
+          <w:tcPr>
+            <w:tcW w:w="642" w:type="dxa"/>
+            <w:vAlign w:val="center"/>
+          </w:tcPr>
+          <w:p>
+            <w:pPr>
+              <w:numPr>
+                <w:ilvl w:val="0"/>
+                <w:numId w:val="2"/>
+              </w:numPr>
+              <w:tabs>
+                <w:tab w:val="left" w:pos="240"/>
+                <w:tab w:val="left" w:pos="840"/>
+              </w:tabs>
+              <w:spacing w:line="240" w:lineRule="auto"/>
+              <w:jc w:val="center"/>
+              <w:rPr>
+                <w:bCs/>
+                <w:snapToGrid w:val="0"/>
+                <w:sz w:val="21"/>
+                <w:szCs w:val="21"/>
+              </w:rPr>
+            </w:pPr>
+          </w:p>
+        </w:tc>
+        <w:tc>
+          <w:tcPr>
+            <w:tcW w:w="1858" w:type="dxa"/>
+            <w:vAlign w:val="center"/>
+          </w:tcPr>
+          <w:p>
+            <w:pPr>
+              <w:pStyle w:val="a7"/>
+              <w:adjustRightInd w:val="0"/>
+              <w:spacing w:line="240" w:lineRule="auto"/>
+              <w:ind w:firstLine="0"/>
+              <w:rPr>
+                <w:bCs/>
+                <w:sz w:val="21"/>
+                <w:szCs w:val="21"/>
+              </w:rPr>
+            </w:pPr>
+            <w:r>
+              <w:rPr>
+                <w:bCs/>
+                <w:sz w:val="21"/>
+                <w:szCs w:val="21"/>
+              </w:rPr>
+              <w:t>AD</w:t>
+            </w:r>
+            <w:r>
+              <w:rPr>
+                <w:bCs/>
+                <w:sz w:val="21"/>
+                <w:szCs w:val="21"/>
+              </w:rPr>
+              <w:t>芯片</w:t>
+            </w:r>
+          </w:p>
+        </w:tc>
+        <w:tc>
+          <w:tcPr>
+            <w:tcW w:w="2236" w:type="dxa"/>
+            <w:vAlign w:val="center"/>
+          </w:tcPr>
+          <w:p>
+            <w:pPr>
+              <w:pStyle w:val="a7"/>
+              <w:adjustRightInd w:val="0"/>
+              <w:spacing w:line="240" w:lineRule="auto"/>
+              <w:ind w:firstLine="0"/>
+              <w:rPr>
+                <w:bCs/>
+                <w:sz w:val="21"/>
+                <w:szCs w:val="21"/>
+              </w:rPr>
+            </w:pPr>
+            <w:r>
+              <w:rPr>
+                <w:bCs/>
+                <w:sz w:val="21"/>
+                <w:szCs w:val="21"/>
+              </w:rPr>
+              <w:t>AD</w:t>
+            </w:r>
+            <w:r>
+              <w:rPr>
+                <w:bCs/>
+                <w:sz w:val="21"/>
+                <w:szCs w:val="21"/>
+              </w:rPr>
+              <w:t>模型</w:t>
+            </w:r>
+          </w:p>
+        </w:tc>
+        <w:tc>
+          <w:tcPr>
+            <w:tcW w:w="4275" w:type="dxa"/>
+            <w:vAlign w:val="center"/>
+          </w:tcPr>
+          <w:p>
+            <w:pPr>
+              <w:pStyle w:val="af0"/>
+              <w:numPr>
+                <w:ilvl w:val="0"/>
+                <w:numId w:val="8"/>
+              </w:numPr>
+              <w:wordWrap/>
+              <w:topLinePunct w:val="0"/>
+              <w:autoSpaceDE w:val="0"/>
+              <w:autoSpaceDN w:val="0"/>
+              <w:snapToGrid/>
+              <w:spacing w:after="0"/>
+              <w:ind w:firstLineChars="0"/>
+              <w:rPr>
+                <w:rFonts w:ascii="Times New Roman" w:eastAsia="宋体" w:hAnsi="Times New Roman" w:cs="Times New Roman"/>
+                <w:b w:val="0"/>
+                <w:bCs/>
+                <w:sz w:val="21"/>
+                <w:szCs w:val="21"/>
+                <w:lang w:eastAsia="zh-CN"/>
+              </w:rPr>
+            </w:pPr>
+            <w:r>
+              <w:rPr>
+                <w:rFonts w:ascii="Times New Roman" w:eastAsia="宋体" w:hAnsi="Times New Roman" w:cs="Times New Roman"/>
+                <w:b w:val="0"/>
+                <w:bCs/>
+                <w:sz w:val="21"/>
+                <w:szCs w:val="21"/>
+                <w:lang w:eastAsia="zh-CN"/>
+              </w:rPr>
+              <w:t>区别：真实情况下，</w:t>
+            </w:r>
+            <w:r>
+              <w:rPr>
+                <w:rFonts w:ascii="Times New Roman" w:eastAsia="宋体" w:hAnsi="Times New Roman" w:cs="Times New Roman"/>
+                <w:b w:val="0"/>
+                <w:bCs/>
+                <w:sz w:val="21"/>
+                <w:szCs w:val="21"/>
+                <w:lang w:eastAsia="zh-CN"/>
+              </w:rPr>
+              <w:t>AD</w:t>
+            </w:r>
+            <w:r>
+              <w:rPr>
+                <w:rFonts w:ascii="Times New Roman" w:eastAsia="宋体" w:hAnsi="Times New Roman" w:cs="Times New Roman"/>
+                <w:b w:val="0"/>
+                <w:bCs/>
+                <w:sz w:val="21"/>
+                <w:szCs w:val="21"/>
+                <w:lang w:eastAsia="zh-CN"/>
+              </w:rPr>
+              <w:t>接口线会有毛刺，数据输入有一定延迟；在仿真情况下，可更改数据的延迟情况。</w:t>
+            </w:r>
+          </w:p>
+          <w:p>
+            <w:pPr>
+              <w:pStyle w:val="af0"/>
+              <w:numPr>
+                <w:ilvl w:val="0"/>
+                <w:numId w:val="8"/>
+              </w:numPr>
+              <w:wordWrap/>
+              <w:topLinePunct w:val="0"/>
+              <w:autoSpaceDE w:val="0"/>
+              <w:autoSpaceDN w:val="0"/>
+              <w:snapToGrid/>
+              <w:spacing w:after="0"/>
+              <w:ind w:firstLineChars="0"/>
+              <w:rPr>
+                <w:rFonts w:ascii="Times New Roman" w:eastAsia="宋体" w:hAnsi="Times New Roman" w:cs="Times New Roman"/>
+                <w:b w:val="0"/>
+                <w:bCs/>
+                <w:sz w:val="21"/>
+                <w:szCs w:val="21"/>
+                <w:lang w:eastAsia="zh-CN"/>
+              </w:rPr>
+            </w:pPr>
+            <w:r>
+              <w:rPr>
+                <w:rFonts w:ascii="Times New Roman" w:eastAsia="宋体" w:hAnsi="Times New Roman" w:cs="Times New Roman"/>
+                <w:b w:val="0"/>
+                <w:bCs/>
+                <w:sz w:val="21"/>
+                <w:szCs w:val="21"/>
+                <w:lang w:eastAsia="zh-CN"/>
+              </w:rPr>
+              <w:t>与实际系统的差异不影响测试的有效性和全面性。</w:t>
+            </w:r>
+          </w:p>
+        </w:tc>
+      </w:tr>
+      <w:tr>
+        <w:trPr>
+          <w:jc w:val="center"/>
+        </w:trPr>
+        <w:tc>
+          <w:tcPr>
+            <w:tcW w:w="642" w:type="dxa"/>
+            <w:vAlign w:val="center"/>
+          </w:tcPr>
+          <w:p>
+            <w:pPr>
+              <w:numPr>
+                <w:ilvl w:val="0"/>
+                <w:numId w:val="2"/>
+              </w:numPr>
+              <w:tabs>
+                <w:tab w:val="left" w:pos="240"/>
+                <w:tab w:val="left" w:pos="840"/>
+              </w:tabs>
+              <w:spacing w:line="240" w:lineRule="auto"/>
+              <w:jc w:val="center"/>
+              <w:rPr>
+                <w:bCs/>
+                <w:snapToGrid w:val="0"/>
+                <w:sz w:val="21"/>
+                <w:szCs w:val="21"/>
+              </w:rPr>
+            </w:pPr>
+          </w:p>
+        </w:tc>
+        <w:tc>
+          <w:tcPr>
+            <w:tcW w:w="1858" w:type="dxa"/>
+            <w:vAlign w:val="center"/>
+          </w:tcPr>
+          <w:p>
+            <w:pPr>
+              <w:pStyle w:val="a7"/>
+              <w:adjustRightInd w:val="0"/>
+              <w:spacing w:line="240" w:lineRule="auto"/>
+              <w:ind w:firstLine="0"/>
+              <w:rPr>
+                <w:bCs/>
+                <w:sz w:val="21"/>
+                <w:szCs w:val="21"/>
+              </w:rPr>
+            </w:pPr>
+            <w:r>
+              <w:rPr>
+                <w:bCs/>
+                <w:sz w:val="21"/>
+                <w:szCs w:val="21"/>
+              </w:rPr>
+              <w:t>CPU</w:t>
+            </w:r>
+          </w:p>
+        </w:tc>
+        <w:tc>
+          <w:tcPr>
+            <w:tcW w:w="2236" w:type="dxa"/>
+            <w:vAlign w:val="center"/>
+          </w:tcPr>
+          <w:p>
+            <w:pPr>
+              <w:pStyle w:val="a7"/>
+              <w:adjustRightInd w:val="0"/>
+              <w:spacing w:line="240" w:lineRule="auto"/>
+              <w:ind w:firstLine="0"/>
+              <w:rPr>
+                <w:bCs/>
+                <w:sz w:val="21"/>
+                <w:szCs w:val="21"/>
+              </w:rPr>
+            </w:pPr>
+            <w:r>
+              <w:rPr>
+                <w:bCs/>
+                <w:sz w:val="21"/>
+                <w:szCs w:val="21"/>
+              </w:rPr>
+              <w:t>EMIF</w:t>
+            </w:r>
+            <w:r>
+              <w:rPr>
+                <w:bCs/>
+                <w:sz w:val="21"/>
+                <w:szCs w:val="21"/>
+              </w:rPr>
+              <w:t>模型、</w:t>
+            </w:r>
+            <w:r>
+              <w:rPr>
+                <w:bCs/>
+                <w:sz w:val="21"/>
+                <w:szCs w:val="21"/>
+              </w:rPr>
+              <w:t>JTAG</w:t>
+            </w:r>
+            <w:r>
+              <w:rPr>
+                <w:bCs/>
+                <w:sz w:val="21"/>
+                <w:szCs w:val="21"/>
+              </w:rPr>
+              <w:t>模型</w:t>
+            </w:r>
+          </w:p>
+        </w:tc>
+        <w:tc>
+          <w:tcPr>
+            <w:tcW w:w="4275" w:type="dxa"/>
+            <w:vAlign w:val="center"/>
+          </w:tcPr>
+          <w:p>
+            <w:pPr>
+              <w:pStyle w:val="af0"/>
+              <w:numPr>
+                <w:ilvl w:val="0"/>
+                <w:numId w:val="9"/>
+              </w:numPr>
+              <w:wordWrap/>
+              <w:topLinePunct w:val="0"/>
+              <w:autoSpaceDE w:val="0"/>
+              <w:autoSpaceDN w:val="0"/>
+              <w:snapToGrid/>
+              <w:spacing w:after="0"/>
+              <w:ind w:firstLineChars="0"/>
+              <w:rPr>
+                <w:rFonts w:ascii="Times New Roman" w:eastAsia="宋体" w:hAnsi="Times New Roman" w:cs="Times New Roman"/>
+                <w:b w:val="0"/>
+                <w:bCs/>
+                <w:sz w:val="21"/>
+                <w:szCs w:val="21"/>
+                <w:lang w:eastAsia="zh-CN"/>
+              </w:rPr>
+            </w:pPr>
+            <w:r>
+              <w:rPr>
+                <w:rFonts w:ascii="Times New Roman" w:eastAsia="宋体" w:hAnsi="Times New Roman" w:cs="Times New Roman"/>
+                <w:b w:val="0"/>
+                <w:bCs/>
+                <w:sz w:val="21"/>
+                <w:szCs w:val="21"/>
+                <w:lang w:eastAsia="zh-CN"/>
+              </w:rPr>
+              <w:t>区别：真实情况下，</w:t>
+            </w:r>
+            <w:r>
+              <w:rPr>
+                <w:rFonts w:ascii="Times New Roman" w:eastAsia="宋体" w:hAnsi="Times New Roman" w:cs="Times New Roman"/>
+                <w:b w:val="0"/>
+                <w:bCs/>
+                <w:sz w:val="21"/>
+                <w:szCs w:val="21"/>
+                <w:lang w:eastAsia="zh-CN"/>
+              </w:rPr>
+              <w:t>CPU EMIF</w:t>
+            </w:r>
+            <w:r>
+              <w:rPr>
+                <w:rFonts w:ascii="Times New Roman" w:eastAsia="宋体" w:hAnsi="Times New Roman" w:cs="Times New Roman"/>
+                <w:b w:val="0"/>
+                <w:bCs/>
+                <w:sz w:val="21"/>
+                <w:szCs w:val="21"/>
+                <w:lang w:eastAsia="zh-CN"/>
+              </w:rPr>
+              <w:t>接口线会有毛刺，数据输入有一定延迟；在仿真情况下，可更改数据的延迟情况。</w:t>
+            </w:r>
+          </w:p>
+          <w:p>
+            <w:pPr>
+              <w:pStyle w:val="af0"/>
+              <w:numPr>
+                <w:ilvl w:val="0"/>
+                <w:numId w:val="9"/>
+              </w:numPr>
+              <w:wordWrap/>
+              <w:topLinePunct w:val="0"/>
+              <w:autoSpaceDE w:val="0"/>
+              <w:autoSpaceDN w:val="0"/>
+              <w:snapToGrid/>
+              <w:spacing w:after="0"/>
+              <w:ind w:firstLineChars="0"/>
+              <w:rPr>
+                <w:rFonts w:ascii="Times New Roman" w:eastAsia="宋体" w:hAnsi="Times New Roman" w:cs="Times New Roman"/>
+                <w:b w:val="0"/>
+                <w:bCs/>
+                <w:sz w:val="21"/>
+                <w:szCs w:val="21"/>
+                <w:lang w:eastAsia="zh-CN"/>
+              </w:rPr>
+            </w:pPr>
+            <w:r>
+              <w:rPr>
+                <w:rFonts w:ascii="Times New Roman" w:eastAsia="宋体" w:hAnsi="Times New Roman" w:cs="Times New Roman"/>
+                <w:b w:val="0"/>
+                <w:bCs/>
+                <w:sz w:val="21"/>
+                <w:szCs w:val="21"/>
+                <w:lang w:eastAsia="zh-CN"/>
+              </w:rPr>
+              <w:t>与实际系统的差异不影响测试的有效性和全面性。</w:t>
+            </w:r>
+          </w:p>
+        </w:tc>
+      </w:tr>
+      <w:tr>
+        <w:trPr>
+          <w:jc w:val="center"/>
+        </w:trPr>
+        <w:tc>
+          <w:tcPr>
+            <w:tcW w:w="642" w:type="dxa"/>
+            <w:vAlign w:val="center"/>
+          </w:tcPr>
+          <w:p>
+            <w:pPr>
+              <w:numPr>
+                <w:ilvl w:val="0"/>
+                <w:numId w:val="2"/>
+              </w:numPr>
+              <w:tabs>
+                <w:tab w:val="left" w:pos="240"/>
+                <w:tab w:val="left" w:pos="840"/>
+              </w:tabs>
+              <w:spacing w:line="240" w:lineRule="auto"/>
+              <w:jc w:val="center"/>
+              <w:rPr>
+                <w:bCs/>
+                <w:snapToGrid w:val="0"/>
+                <w:sz w:val="21"/>
+                <w:szCs w:val="21"/>
+              </w:rPr>
+            </w:pPr>
+          </w:p>
+        </w:tc>
+        <w:tc>
+          <w:tcPr>
+            <w:tcW w:w="1858" w:type="dxa"/>
+            <w:vAlign w:val="center"/>
+          </w:tcPr>
+          <w:p>
+            <w:pPr>
+              <w:pStyle w:val="a7"/>
+              <w:adjustRightInd w:val="0"/>
+              <w:spacing w:line="240" w:lineRule="auto"/>
+              <w:ind w:firstLine="0"/>
+              <w:rPr>
+                <w:bCs/>
+                <w:sz w:val="21"/>
+                <w:szCs w:val="21"/>
+              </w:rPr>
+            </w:pPr>
+            <w:r>
+              <w:rPr>
+                <w:bCs/>
+                <w:sz w:val="21"/>
+                <w:szCs w:val="21"/>
+              </w:rPr>
+              <w:t>硬件电路</w:t>
+            </w:r>
+          </w:p>
+        </w:tc>
+        <w:tc>
+          <w:tcPr>
+            <w:tcW w:w="2236" w:type="dxa"/>
+            <w:vAlign w:val="center"/>
+          </w:tcPr>
+          <w:p>
+            <w:pPr>
+              <w:pStyle w:val="a7"/>
+              <w:adjustRightInd w:val="0"/>
+              <w:spacing w:line="240" w:lineRule="auto"/>
+              <w:ind w:firstLine="0"/>
+              <w:rPr>
+                <w:bCs/>
+                <w:sz w:val="21"/>
+                <w:szCs w:val="21"/>
+              </w:rPr>
+            </w:pPr>
+            <w:r>
+              <w:rPr>
+                <w:bCs/>
+                <w:sz w:val="21"/>
+                <w:szCs w:val="21"/>
+              </w:rPr>
+              <w:t>离散量模型</w:t>
+            </w:r>
+          </w:p>
+        </w:tc>
+        <w:tc>
+          <w:tcPr>
+            <w:tcW w:w="4275" w:type="dxa"/>
+            <w:vAlign w:val="center"/>
+          </w:tcPr>
+          <w:p>
+            <w:pPr>
+              <w:pStyle w:val="af0"/>
+              <w:numPr>
+                <w:ilvl w:val="0"/>
+                <w:numId w:val="10"/>
+              </w:numPr>
+              <w:wordWrap/>
+              <w:topLinePunct w:val="0"/>
+              <w:autoSpaceDE w:val="0"/>
+              <w:autoSpaceDN w:val="0"/>
+              <w:snapToGrid/>
+              <w:spacing w:after="0"/>
+              <w:ind w:firstLineChars="0"/>
+              <w:rPr>
+                <w:rFonts w:ascii="Times New Roman" w:eastAsia="宋体" w:hAnsi="Times New Roman" w:cs="Times New Roman"/>
+                <w:b w:val="0"/>
+                <w:bCs/>
+                <w:sz w:val="21"/>
+                <w:szCs w:val="21"/>
+                <w:lang w:eastAsia="zh-CN"/>
+              </w:rPr>
+            </w:pPr>
+            <w:r>
+              <w:rPr>
+                <w:rFonts w:ascii="Times New Roman" w:eastAsia="宋体" w:hAnsi="Times New Roman" w:cs="Times New Roman"/>
+                <w:b w:val="0"/>
+                <w:bCs/>
+                <w:sz w:val="21"/>
+                <w:szCs w:val="21"/>
+                <w:lang w:eastAsia="zh-CN"/>
+              </w:rPr>
+              <w:t>区别：真实情况下硬件电路接口线会有毛刺和延时；仿真情况下，可以更改毛刺信息以及与本地处理时钟的相位关系。</w:t>
+            </w:r>
+          </w:p>
+          <w:p>
+            <w:pPr>
+              <w:pStyle w:val="af0"/>
+              <w:numPr>
+                <w:ilvl w:val="0"/>
+                <w:numId w:val="10"/>
+              </w:numPr>
+              <w:wordWrap/>
+              <w:topLinePunct w:val="0"/>
+              <w:autoSpaceDE w:val="0"/>
+              <w:autoSpaceDN w:val="0"/>
+              <w:snapToGrid/>
+              <w:spacing w:after="0"/>
+              <w:ind w:firstLineChars="0"/>
+              <w:rPr>
+                <w:rFonts w:ascii="Times New Roman" w:eastAsia="宋体" w:hAnsi="Times New Roman" w:cs="Times New Roman"/>
+                <w:b w:val="0"/>
+                <w:bCs/>
+                <w:sz w:val="21"/>
+                <w:szCs w:val="21"/>
+                <w:lang w:eastAsia="zh-CN"/>
+              </w:rPr>
+            </w:pPr>
+            <w:r>
+              <w:rPr>
+                <w:rFonts w:ascii="Times New Roman" w:eastAsia="宋体" w:hAnsi="Times New Roman" w:cs="Times New Roman"/>
+                <w:b w:val="0"/>
+                <w:bCs/>
+                <w:sz w:val="21"/>
+                <w:szCs w:val="21"/>
+                <w:lang w:eastAsia="zh-CN"/>
+              </w:rPr>
+              <w:t>与实际系统的差异不影响测试的有效性和全面性。</w:t>
+            </w:r>
+          </w:p>
+        </w:tc>
+      </w:tr>
+      <w:tr>
+        <w:trPr>
+          <w:jc w:val="center"/>
+        </w:trPr>
+        <w:tc>
+          <w:tcPr>
+            <w:tcW w:w="642" w:type="dxa"/>
+            <w:vAlign w:val="center"/>
+          </w:tcPr>
+          <w:p>
+            <w:pPr>
+              <w:numPr>
+                <w:ilvl w:val="0"/>
+                <w:numId w:val="2"/>
+              </w:numPr>
+              <w:tabs>
+                <w:tab w:val="left" w:pos="240"/>
+                <w:tab w:val="left" w:pos="840"/>
+              </w:tabs>
+              <w:spacing w:line="240" w:lineRule="auto"/>
+              <w:jc w:val="center"/>
+              <w:rPr>
+                <w:bCs/>
+                <w:snapToGrid w:val="0"/>
+                <w:sz w:val="21"/>
+                <w:szCs w:val="21"/>
+              </w:rPr>
+            </w:pPr>
+          </w:p>
+        </w:tc>
+        <w:tc>
+          <w:tcPr>
+            <w:tcW w:w="1858" w:type="dxa"/>
+            <w:vAlign w:val="center"/>
+          </w:tcPr>
+          <w:p>
+            <w:pPr>
+              <w:pStyle w:val="a7"/>
+              <w:adjustRightInd w:val="0"/>
+              <w:spacing w:line="240" w:lineRule="auto"/>
+              <w:ind w:firstLine="0"/>
+              <w:rPr>
+                <w:bCs/>
+                <w:sz w:val="21"/>
+                <w:szCs w:val="21"/>
+              </w:rPr>
+            </w:pPr>
+            <w:r>
+              <w:rPr>
+                <w:bCs/>
+                <w:sz w:val="21"/>
+                <w:szCs w:val="21"/>
+              </w:rPr>
+              <w:t>复位电路</w:t>
+            </w:r>
+          </w:p>
+        </w:tc>
+        <w:tc>
+          <w:tcPr>
+            <w:tcW w:w="2236" w:type="dxa"/>
+            <w:vAlign w:val="center"/>
+          </w:tcPr>
+          <w:p>
+            <w:pPr>
+              <w:pStyle w:val="a7"/>
+              <w:adjustRightInd w:val="0"/>
+              <w:spacing w:line="240" w:lineRule="auto"/>
+              <w:ind w:firstLine="0"/>
+              <w:rPr>
+                <w:bCs/>
+                <w:sz w:val="21"/>
+                <w:szCs w:val="21"/>
+              </w:rPr>
+            </w:pPr>
+            <w:r>
+              <w:rPr>
+                <w:bCs/>
+                <w:sz w:val="21"/>
+                <w:szCs w:val="21"/>
+              </w:rPr>
+              <w:t>复位模型</w:t>
+            </w:r>
+          </w:p>
+        </w:tc>
+        <w:tc>
+          <w:tcPr>
+            <w:tcW w:w="4275" w:type="dxa"/>
+            <w:vAlign w:val="center"/>
+          </w:tcPr>
+          <w:p>
+            <w:pPr>
+              <w:pStyle w:val="af0"/>
+              <w:numPr>
+                <w:ilvl w:val="0"/>
+                <w:numId w:val="11"/>
+              </w:numPr>
+              <w:wordWrap/>
+              <w:topLinePunct w:val="0"/>
+              <w:autoSpaceDE w:val="0"/>
+              <w:autoSpaceDN w:val="0"/>
+              <w:snapToGrid/>
+              <w:spacing w:after="0"/>
+              <w:ind w:firstLineChars="0"/>
+              <w:rPr>
+                <w:rFonts w:ascii="Times New Roman" w:eastAsia="宋体" w:hAnsi="Times New Roman" w:cs="Times New Roman"/>
+                <w:b w:val="0"/>
+                <w:bCs/>
+                <w:sz w:val="21"/>
+                <w:szCs w:val="21"/>
+                <w:lang w:eastAsia="zh-CN"/>
+              </w:rPr>
+            </w:pPr>
+            <w:r>
+              <w:rPr>
+                <w:rFonts w:ascii="Times New Roman" w:eastAsia="宋体" w:hAnsi="Times New Roman" w:cs="Times New Roman"/>
+                <w:b w:val="0"/>
+                <w:bCs/>
+                <w:sz w:val="21"/>
+                <w:szCs w:val="21"/>
+                <w:lang w:eastAsia="zh-CN"/>
+              </w:rPr>
+              <w:t>区别：真实情况下复位电路接口线会有毛刺和延时；仿真情况下，可以更改毛刺信息以及与本地处理时钟的相位关系。</w:t>
+            </w:r>
+          </w:p>
+          <w:p>
+            <w:pPr>
+              <w:pStyle w:val="af0"/>
+              <w:numPr>
+                <w:ilvl w:val="0"/>
+                <w:numId w:val="11"/>
+              </w:numPr>
+              <w:wordWrap/>
+              <w:topLinePunct w:val="0"/>
+              <w:autoSpaceDE w:val="0"/>
+              <w:autoSpaceDN w:val="0"/>
+              <w:snapToGrid/>
+              <w:spacing w:after="0"/>
+              <w:ind w:firstLineChars="0"/>
+              <w:rPr>
+                <w:rFonts w:ascii="Times New Roman" w:eastAsia="宋体" w:hAnsi="Times New Roman" w:cs="Times New Roman"/>
+                <w:b w:val="0"/>
+                <w:bCs/>
+                <w:sz w:val="21"/>
+                <w:szCs w:val="21"/>
+                <w:lang w:eastAsia="zh-CN"/>
+              </w:rPr>
+            </w:pPr>
+            <w:r>
+              <w:rPr>
+                <w:rFonts w:ascii="Times New Roman" w:eastAsia="宋体" w:hAnsi="Times New Roman" w:cs="Times New Roman"/>
+                <w:b w:val="0"/>
+                <w:bCs/>
+                <w:sz w:val="21"/>
+                <w:szCs w:val="21"/>
+                <w:lang w:eastAsia="zh-CN"/>
+              </w:rPr>
+              <w:t>与实际系统的差异不影响测试的有效性和全面性。</w:t>
+            </w:r>
+          </w:p>
+        </w:tc>
+      </w:tr>
+      <w:tr>
+        <w:trPr>
+          <w:jc w:val="center"/>
+        </w:trPr>
+        <w:tc>
+          <w:tcPr>
+            <w:tcW w:w="642" w:type="dxa"/>
+            <w:vAlign w:val="center"/>
+          </w:tcPr>
+          <w:p>
+            <w:pPr>
+              <w:numPr>
+                <w:ilvl w:val="0"/>
+                <w:numId w:val="2"/>
+              </w:numPr>
+              <w:tabs>
+                <w:tab w:val="left" w:pos="240"/>
+                <w:tab w:val="left" w:pos="840"/>
+              </w:tabs>
+              <w:spacing w:line="240" w:lineRule="auto"/>
+              <w:jc w:val="center"/>
+              <w:rPr>
+                <w:bCs/>
+                <w:snapToGrid w:val="0"/>
+                <w:sz w:val="21"/>
+                <w:szCs w:val="21"/>
+              </w:rPr>
+            </w:pPr>
+          </w:p>
+        </w:tc>
+        <w:tc>
+          <w:tcPr>
+            <w:tcW w:w="1858" w:type="dxa"/>
+            <w:vAlign w:val="center"/>
+          </w:tcPr>
+          <w:p>
+            <w:pPr>
+              <w:pStyle w:val="a7"/>
+              <w:adjustRightInd w:val="0"/>
+              <w:spacing w:line="240" w:lineRule="auto"/>
+              <w:ind w:firstLine="0"/>
+              <w:rPr>
+                <w:bCs/>
+                <w:sz w:val="21"/>
+                <w:szCs w:val="21"/>
+              </w:rPr>
+            </w:pPr>
+            <w:r>
+              <w:rPr>
+                <w:bCs/>
+                <w:sz w:val="21"/>
+                <w:szCs w:val="21"/>
+              </w:rPr>
+              <w:t>SRIO</w:t>
+            </w:r>
+          </w:p>
+        </w:tc>
+        <w:tc>
+          <w:tcPr>
+            <w:tcW w:w="2236" w:type="dxa"/>
+            <w:vAlign w:val="center"/>
+          </w:tcPr>
+          <w:p>
+            <w:pPr>
+              <w:pStyle w:val="a7"/>
+              <w:adjustRightInd w:val="0"/>
+              <w:spacing w:line="240" w:lineRule="auto"/>
+              <w:ind w:firstLine="0"/>
+              <w:rPr>
+                <w:bCs/>
+                <w:sz w:val="21"/>
+                <w:szCs w:val="21"/>
+              </w:rPr>
+            </w:pPr>
+            <w:r>
+              <w:rPr>
+                <w:bCs/>
+                <w:sz w:val="21"/>
+                <w:szCs w:val="21"/>
+              </w:rPr>
+              <w:t>SRIO</w:t>
+            </w:r>
+            <w:r>
+              <w:rPr>
+                <w:bCs/>
+                <w:sz w:val="21"/>
+                <w:szCs w:val="21"/>
+              </w:rPr>
+              <w:t>模型</w:t>
+            </w:r>
+          </w:p>
+        </w:tc>
+        <w:tc>
+          <w:tcPr>
+            <w:tcW w:w="4275" w:type="dxa"/>
+            <w:vAlign w:val="center"/>
+          </w:tcPr>
+          <w:p>
+            <w:pPr>
+              <w:pStyle w:val="af0"/>
+              <w:numPr>
+                <w:ilvl w:val="0"/>
+                <w:numId w:val="12"/>
+              </w:numPr>
+              <w:wordWrap/>
+              <w:topLinePunct w:val="0"/>
+              <w:autoSpaceDE w:val="0"/>
+              <w:autoSpaceDN w:val="0"/>
+              <w:snapToGrid/>
+              <w:spacing w:after="0"/>
+              <w:ind w:firstLineChars="0"/>
+              <w:rPr>
+                <w:rFonts w:ascii="Times New Roman" w:eastAsia="宋体" w:hAnsi="Times New Roman" w:cs="Times New Roman"/>
+                <w:b w:val="0"/>
+                <w:bCs/>
+                <w:sz w:val="21"/>
+                <w:szCs w:val="21"/>
+                <w:lang w:eastAsia="zh-CN"/>
+              </w:rPr>
+            </w:pPr>
+            <w:r>
+              <w:rPr>
+                <w:rFonts w:ascii="Times New Roman" w:eastAsia="宋体" w:hAnsi="Times New Roman" w:cs="Times New Roman"/>
+                <w:b w:val="0"/>
+                <w:bCs/>
+                <w:sz w:val="21"/>
+                <w:szCs w:val="21"/>
+                <w:lang w:eastAsia="zh-CN"/>
+              </w:rPr>
+              <w:t>区别：真实情况下</w:t>
+            </w:r>
+            <w:r>
+              <w:rPr>
+                <w:rFonts w:ascii="Times New Roman" w:eastAsia="宋体" w:hAnsi="Times New Roman" w:cs="Times New Roman"/>
+                <w:b w:val="0"/>
+                <w:bCs/>
+                <w:sz w:val="21"/>
+                <w:szCs w:val="21"/>
+                <w:lang w:eastAsia="zh-CN"/>
+              </w:rPr>
+              <w:t>SRIO</w:t>
+            </w:r>
+            <w:r>
+              <w:rPr>
+                <w:rFonts w:ascii="Times New Roman" w:eastAsia="宋体" w:hAnsi="Times New Roman" w:cs="Times New Roman"/>
+                <w:b w:val="0"/>
+                <w:bCs/>
+                <w:sz w:val="21"/>
+                <w:szCs w:val="21"/>
+                <w:lang w:eastAsia="zh-CN"/>
+              </w:rPr>
+              <w:t>接口线会有毛刺和延时；仿真情况下，可以更改毛刺信息以及与本地处理时钟的相位关系。</w:t>
+            </w:r>
+          </w:p>
+          <w:p>
+            <w:pPr>
+              <w:pStyle w:val="af0"/>
+              <w:numPr>
+                <w:ilvl w:val="0"/>
+                <w:numId w:val="12"/>
+              </w:numPr>
+              <w:wordWrap/>
+              <w:topLinePunct w:val="0"/>
+              <w:autoSpaceDE w:val="0"/>
+              <w:autoSpaceDN w:val="0"/>
+              <w:snapToGrid/>
+              <w:spacing w:after="0"/>
+              <w:ind w:firstLineChars="0"/>
+              <w:rPr>
+                <w:rFonts w:ascii="Times New Roman" w:eastAsia="宋体" w:hAnsi="Times New Roman" w:cs="Times New Roman"/>
+                <w:b w:val="0"/>
+                <w:bCs/>
+                <w:sz w:val="21"/>
+                <w:szCs w:val="21"/>
+                <w:lang w:eastAsia="zh-CN"/>
+              </w:rPr>
+            </w:pPr>
+            <w:r>
+              <w:rPr>
+                <w:rFonts w:ascii="Times New Roman" w:eastAsia="宋体" w:hAnsi="Times New Roman" w:cs="Times New Roman"/>
+                <w:b w:val="0"/>
+                <w:bCs/>
+                <w:sz w:val="21"/>
+                <w:szCs w:val="21"/>
+                <w:lang w:eastAsia="zh-CN"/>
+              </w:rPr>
+              <w:t>与实际系统的差异不影响测试的有效性和全面性。</w:t>
+            </w:r>
+          </w:p>
+        </w:tc>
+      </w:tr>
+      <w:tr>
+        <w:trPr>
+          <w:jc w:val="center"/>
+        </w:trPr>
+        <w:tc>
+          <w:tcPr>
+            <w:tcW w:w="642" w:type="dxa"/>
+            <w:vAlign w:val="center"/>
+          </w:tcPr>
+          <w:p>
+            <w:pPr>
+              <w:numPr>
+                <w:ilvl w:val="0"/>
+                <w:numId w:val="2"/>
+              </w:numPr>
+              <w:tabs>
+                <w:tab w:val="left" w:pos="240"/>
+                <w:tab w:val="left" w:pos="840"/>
+              </w:tabs>
+              <w:spacing w:line="240" w:lineRule="auto"/>
+              <w:jc w:val="center"/>
+              <w:rPr>
+                <w:bCs/>
+                <w:snapToGrid w:val="0"/>
+                <w:sz w:val="21"/>
+                <w:szCs w:val="21"/>
+              </w:rPr>
+            </w:pPr>
+          </w:p>
+        </w:tc>
+        <w:tc>
+          <w:tcPr>
+            <w:tcW w:w="1858" w:type="dxa"/>
+            <w:vAlign w:val="center"/>
+          </w:tcPr>
+          <w:p>
+            <w:pPr>
+              <w:spacing w:line="360" w:lineRule="auto"/>
+              <w:rPr>
+                <w:bCs/>
+                <w:sz w:val="21"/>
+                <w:szCs w:val="21"/>
+              </w:rPr>
+            </w:pPr>
+            <w:r>
+              <w:rPr>
+                <w:bCs/>
+                <w:sz w:val="21"/>
+                <w:szCs w:val="21"/>
+              </w:rPr>
+              <w:t>复旦微电子</w:t>
+            </w:r>
+          </w:p>
+          <w:p>
+            <w:pPr>
+              <w:pStyle w:val="a7"/>
+              <w:adjustRightInd w:val="0"/>
+              <w:spacing w:line="240" w:lineRule="auto"/>
+              <w:ind w:firstLine="0"/>
+              <w:rPr>
+                <w:bCs/>
+                <w:sz w:val="21"/>
+                <w:szCs w:val="21"/>
+              </w:rPr>
+            </w:pPr>
+            <w:r>
+              <w:rPr>
+                <w:bCs/>
+                <w:sz w:val="21"/>
+                <w:szCs w:val="21"/>
+              </w:rPr>
+              <w:t>JFM7K325T</w:t>
+            </w:r>
+          </w:p>
+        </w:tc>
+        <w:tc>
+          <w:tcPr>
+            <w:tcW w:w="2236" w:type="dxa"/>
+            <w:vAlign w:val="center"/>
+          </w:tcPr>
+          <w:p>
+            <w:pPr>
+              <w:spacing w:line="360" w:lineRule="auto"/>
+              <w:rPr>
+                <w:bCs/>
+                <w:sz w:val="21"/>
+                <w:szCs w:val="21"/>
+              </w:rPr>
+            </w:pPr>
+            <w:r>
+              <w:rPr>
+                <w:bCs/>
+                <w:sz w:val="21"/>
+                <w:szCs w:val="21"/>
+              </w:rPr>
+              <w:t>XILINX</w:t>
+            </w:r>
+          </w:p>
+          <w:p>
+            <w:pPr>
+              <w:pStyle w:val="a7"/>
+              <w:adjustRightInd w:val="0"/>
+              <w:spacing w:line="240" w:lineRule="auto"/>
+              <w:ind w:firstLine="0"/>
+              <w:rPr>
+                <w:bCs/>
+                <w:sz w:val="21"/>
+                <w:szCs w:val="21"/>
+              </w:rPr>
+            </w:pPr>
+            <w:r>
+              <w:rPr>
+                <w:bCs/>
+                <w:sz w:val="21"/>
+                <w:szCs w:val="21"/>
+              </w:rPr>
+              <w:t>XC7K325TFFG900</w:t>
+            </w:r>
+          </w:p>
+        </w:tc>
+        <w:tc>
+          <w:tcPr>
+            <w:tcW w:w="4275" w:type="dxa"/>
+            <w:vAlign w:val="center"/>
+          </w:tcPr>
+          <w:p>
+            <w:pPr>
+              <w:numPr>
+                <w:ilvl w:val="0"/>
+                <w:numId w:val="302"/>
+              </w:numPr>
+              <w:autoSpaceDE w:val="0"/>
+              <w:autoSpaceDN w:val="0"/>
+              <w:rPr>
+                <w:bCs/>
+                <w:sz w:val="21"/>
+                <w:szCs w:val="21"/>
+              </w:rPr>
+            </w:pPr>
+            <w:r>
+              <w:rPr>
+                <w:bCs/>
+                <w:sz w:val="21"/>
+                <w:szCs w:val="21"/>
+              </w:rPr>
+              <w:t>开发方选择了复旦微电子</w:t>
+            </w:r>
+            <w:r>
+              <w:rPr>
+                <w:bCs/>
+                <w:sz w:val="21"/>
+                <w:szCs w:val="21"/>
+              </w:rPr>
+              <w:t>JFM7K325T</w:t>
+            </w:r>
+            <w:r>
+              <w:rPr>
+                <w:bCs/>
+                <w:sz w:val="21"/>
+                <w:szCs w:val="21"/>
+              </w:rPr>
+              <w:t>型号</w:t>
+            </w:r>
+            <w:r>
+              <w:rPr>
+                <w:bCs/>
+                <w:sz w:val="21"/>
+                <w:szCs w:val="21"/>
+              </w:rPr>
+              <w:t>FPGA</w:t>
+            </w:r>
+            <w:r>
+              <w:rPr>
+                <w:bCs/>
+                <w:sz w:val="21"/>
+                <w:szCs w:val="21"/>
+              </w:rPr>
+              <w:t>芯片作为软件运行器件，根据使用手</w:t>
+            </w:r>
+            <w:r>
+              <w:rPr>
+                <w:bCs/>
+                <w:sz w:val="21"/>
+                <w:szCs w:val="21"/>
+              </w:rPr>
+              <w:lastRenderedPageBreak/>
+              <w:t>册，该芯片与</w:t>
+            </w:r>
+            <w:r>
+              <w:rPr>
+                <w:bCs/>
+                <w:sz w:val="21"/>
+                <w:szCs w:val="21"/>
+              </w:rPr>
+              <w:t>XILINX</w:t>
+            </w:r>
+            <w:r>
+              <w:rPr>
+                <w:bCs/>
+                <w:sz w:val="21"/>
+                <w:szCs w:val="21"/>
+              </w:rPr>
+              <w:t>公司</w:t>
+            </w:r>
+            <w:r>
+              <w:rPr>
+                <w:bCs/>
+                <w:sz w:val="21"/>
+                <w:szCs w:val="21"/>
+              </w:rPr>
+              <w:t>XC7K325TFFG900</w:t>
+            </w:r>
+            <w:r>
+              <w:rPr>
+                <w:bCs/>
+                <w:sz w:val="21"/>
+                <w:szCs w:val="21"/>
+              </w:rPr>
+              <w:t>芯片功能相同、速率及功耗等主要性能相当、完全兼容国外型号，是原位国产替代芯片，并规定使用</w:t>
+            </w:r>
+            <w:r>
+              <w:rPr>
+                <w:bCs/>
+                <w:sz w:val="21"/>
+                <w:szCs w:val="21"/>
+              </w:rPr>
+              <w:t>XILINX</w:t>
+            </w:r>
+            <w:r>
+              <w:rPr>
+                <w:bCs/>
+                <w:sz w:val="21"/>
+                <w:szCs w:val="21"/>
+              </w:rPr>
+              <w:t>公司的</w:t>
+            </w:r>
+            <w:r>
+              <w:rPr>
+                <w:bCs/>
+                <w:sz w:val="21"/>
+                <w:szCs w:val="21"/>
+              </w:rPr>
+              <w:t>EDA</w:t>
+            </w:r>
+            <w:r>
+              <w:rPr>
+                <w:bCs/>
+                <w:sz w:val="21"/>
+                <w:szCs w:val="21"/>
+              </w:rPr>
+              <w:t>工具</w:t>
+            </w:r>
+            <w:r>
+              <w:rPr>
+                <w:bCs/>
+                <w:sz w:val="21"/>
+                <w:szCs w:val="21"/>
+              </w:rPr>
+              <w:t>VIVADO2019.2</w:t>
+            </w:r>
+            <w:r>
+              <w:rPr>
+                <w:bCs/>
+                <w:sz w:val="21"/>
+                <w:szCs w:val="21"/>
+              </w:rPr>
+              <w:t>进行开发设计实现。研制单位在开发过程中采用</w:t>
+            </w:r>
+            <w:r>
+              <w:rPr>
+                <w:bCs/>
+                <w:sz w:val="21"/>
+                <w:szCs w:val="21"/>
+              </w:rPr>
+              <w:t>VIVADO2019.2</w:t>
+            </w:r>
+            <w:r>
+              <w:rPr>
+                <w:bCs/>
+                <w:sz w:val="21"/>
+                <w:szCs w:val="21"/>
+              </w:rPr>
+              <w:t>进行编码、综合、布局布线及位流文件加载。测试组在测试过程中使用的开发工具为研制单位提供的</w:t>
+            </w:r>
+            <w:r>
+              <w:rPr>
+                <w:bCs/>
+                <w:sz w:val="21"/>
+                <w:szCs w:val="21"/>
+              </w:rPr>
+              <w:t>VIVADO2019.2</w:t>
+            </w:r>
+            <w:r>
+              <w:rPr>
+                <w:bCs/>
+                <w:sz w:val="21"/>
+                <w:szCs w:val="21"/>
+              </w:rPr>
+              <w:t>，与芯片规定的设计平台一致。</w:t>
+            </w:r>
           </w:p>
         </w:tc>
       </w:tr>
@@ -878,6 +2541,178 @@
 <file path=word/numbering.xml><?xml version="1.0" encoding="utf-8"?>
 <w:numbering xmlns:wpc="http://schemas.microsoft.com/office/word/2010/wordprocessingCanvas" xmlns:cx="http://schemas.microsoft.com/office/drawing/2014/chartex" xmlns:cx1="http://schemas.microsoft.com/office/drawing/2015/9/8/chartex" xmlns:cx2="http://schemas.microsoft.com/office/drawing/2015/10/21/chartex" xmlns:cx3="http://schemas.microsoft.com/office/drawing/2016/5/9/chartex" xmlns:cx4="http://schemas.microsoft.com/office/drawing/2016/5/10/chartex" xmlns:cx5="http://schemas.microsoft.com/office/drawing/2016/5/11/chartex" xmlns:cx6="http://schemas.microsoft.com/office/drawing/2016/5/12/chartex" xmlns:cx7="http://schemas.microsoft.com/office/drawing/2016/5/13/chartex" xmlns:cx8="http://schemas.microsoft.com/office/drawing/2016/5/14/chartex" xmlns:mc="http://schemas.openxmlformats.org/markup-compatibility/2006" xmlns:aink="http://schemas.microsoft.com/office/drawing/2016/ink" xmlns:am3d="http://schemas.microsoft.com/office/drawing/2017/model3d" xmlns:o="urn:schemas-microsoft-com:office:office" xmlns:oel="http://schemas.microsoft.com/office/2019/extlst" xmlns:r="http://schemas.openxmlformats.org/officeDocument/2006/relationships" xmlns:m="http://schemas.openxmlformats.org/officeDocument/2006/math" xmlns:v="urn:schemas-microsoft-com:vml" xmlns:wp14="http://schemas.microsoft.com/office/word/2010/wordprocessingDrawing" xmlns:wp="http://schemas.openxmlformats.org/drawingml/2006/wordprocessingDrawing" xmlns:w10="urn:schemas-microsoft-com:office:word" xmlns:w="http://schemas.openxmlformats.org/wordprocessingml/2006/main" xmlns:w14="http://schemas.microsoft.com/office/word/2010/wordml" xmlns:w15="http://schemas.microsoft.com/office/word/2012/wordml" xmlns:w16cex="http://schemas.microsoft.com/office/word/2018/wordml/cex" xmlns:w16cid="http://schemas.microsoft.com/office/word/2016/wordml/cid" xmlns:w16="http://schemas.microsoft.com/office/word/2018/wordml" xmlns:w16du="http://schemas.microsoft.com/office/word/2023/wordml/word16du" xmlns:w16sdtdh="http://schemas.microsoft.com/office/word/2020/wordml/sdtdatahash" xmlns:w16sdtfl="http://schemas.microsoft.com/office/word/2024/wordml/sdtformatlock" xmlns:w16se="http://schemas.microsoft.com/office/word/2015/wordml/symex" xmlns:wpg="http://schemas.microsoft.com/office/word/2010/wordprocessingGroup" xmlns:wpi="http://schemas.microsoft.com/office/word/2010/wordprocessingInk" xmlns:wne="http://schemas.microsoft.com/office/word/2006/wordml" xmlns:wps="http://schemas.microsoft.com/office/word/2010/wordprocessingShape" mc:Ignorable="w14 w15 w16se w16cid w16 w16cex w16sdtdh w16sdtfl w16du wp14">
   <w:abstractNum w:abstractNumId="0" w15:restartNumberingAfterBreak="0">
+    <w:nsid w:val="014C6927"/>
+    <w:multiLevelType w:val="hybridMultilevel"/>
+    <w:tmpl w:val="BB040D9C"/>
+    <w:lvl w:ilvl="0" w:tplc="04090019">
+      <w:start w:val="1"/>
+      <w:numFmt w:val="lowerLetter"/>
+      <w:lvlText w:val="%1)"/>
+      <w:lvlJc w:val="left"/>
+      <w:pPr>
+        <w:ind w:left="420" w:hanging="420"/>
+      </w:pPr>
+    </w:lvl>
+    <w:lvl w:ilvl="1" w:tplc="04090019" w:tentative="1">
+      <w:start w:val="1"/>
+      <w:numFmt w:val="lowerLetter"/>
+      <w:lvlText w:val="%2)"/>
+      <w:lvlJc w:val="left"/>
+      <w:pPr>
+        <w:ind w:left="840" w:hanging="420"/>
+      </w:pPr>
+    </w:lvl>
+    <w:lvl w:ilvl="2" w:tplc="0409001B" w:tentative="1">
+      <w:start w:val="1"/>
+      <w:numFmt w:val="lowerRoman"/>
+      <w:lvlText w:val="%3."/>
+      <w:lvlJc w:val="right"/>
+      <w:pPr>
+        <w:ind w:left="1260" w:hanging="420"/>
+      </w:pPr>
+    </w:lvl>
+    <w:lvl w:ilvl="3" w:tplc="0409000F" w:tentative="1">
+      <w:start w:val="1"/>
+      <w:numFmt w:val="decimal"/>
+      <w:lvlText w:val="%4."/>
+      <w:lvlJc w:val="left"/>
+      <w:pPr>
+        <w:ind w:left="1680" w:hanging="420"/>
+      </w:pPr>
+    </w:lvl>
+    <w:lvl w:ilvl="4" w:tplc="04090019" w:tentative="1">
+      <w:start w:val="1"/>
+      <w:numFmt w:val="lowerLetter"/>
+      <w:lvlText w:val="%5)"/>
+      <w:lvlJc w:val="left"/>
+      <w:pPr>
+        <w:ind w:left="2100" w:hanging="420"/>
+      </w:pPr>
+    </w:lvl>
+    <w:lvl w:ilvl="5" w:tplc="0409001B" w:tentative="1">
+      <w:start w:val="1"/>
+      <w:numFmt w:val="lowerRoman"/>
+      <w:lvlText w:val="%6."/>
+      <w:lvlJc w:val="right"/>
+      <w:pPr>
+        <w:ind w:left="2520" w:hanging="420"/>
+      </w:pPr>
+    </w:lvl>
+    <w:lvl w:ilvl="6" w:tplc="0409000F" w:tentative="1">
+      <w:start w:val="1"/>
+      <w:numFmt w:val="decimal"/>
+      <w:lvlText w:val="%7."/>
+      <w:lvlJc w:val="left"/>
+      <w:pPr>
+        <w:ind w:left="2940" w:hanging="420"/>
+      </w:pPr>
+    </w:lvl>
+    <w:lvl w:ilvl="7" w:tplc="04090019" w:tentative="1">
+      <w:start w:val="1"/>
+      <w:numFmt w:val="lowerLetter"/>
+      <w:lvlText w:val="%8)"/>
+      <w:lvlJc w:val="left"/>
+      <w:pPr>
+        <w:ind w:left="3360" w:hanging="420"/>
+      </w:pPr>
+    </w:lvl>
+    <w:lvl w:ilvl="8" w:tplc="0409001B" w:tentative="1">
+      <w:start w:val="1"/>
+      <w:numFmt w:val="lowerRoman"/>
+      <w:lvlText w:val="%9."/>
+      <w:lvlJc w:val="right"/>
+      <w:pPr>
+        <w:ind w:left="3780" w:hanging="420"/>
+      </w:pPr>
+    </w:lvl>
+  </w:abstractNum>
+  <w:abstractNum w:abstractNumId="1" w15:restartNumberingAfterBreak="0">
+    <w:nsid w:val="01833148"/>
+    <w:multiLevelType w:val="hybridMultilevel"/>
+    <w:tmpl w:val="BB040D9C"/>
+    <w:lvl w:ilvl="0" w:tplc="04090019">
+      <w:start w:val="1"/>
+      <w:numFmt w:val="lowerLetter"/>
+      <w:lvlText w:val="%1)"/>
+      <w:lvlJc w:val="left"/>
+      <w:pPr>
+        <w:ind w:left="420" w:hanging="420"/>
+      </w:pPr>
+    </w:lvl>
+    <w:lvl w:ilvl="1" w:tplc="04090019" w:tentative="1">
+      <w:start w:val="1"/>
+      <w:numFmt w:val="lowerLetter"/>
+      <w:lvlText w:val="%2)"/>
+      <w:lvlJc w:val="left"/>
+      <w:pPr>
+        <w:ind w:left="840" w:hanging="420"/>
+      </w:pPr>
+    </w:lvl>
+    <w:lvl w:ilvl="2" w:tplc="0409001B" w:tentative="1">
+      <w:start w:val="1"/>
+      <w:numFmt w:val="lowerRoman"/>
+      <w:lvlText w:val="%3."/>
+      <w:lvlJc w:val="right"/>
+      <w:pPr>
+        <w:ind w:left="1260" w:hanging="420"/>
+      </w:pPr>
+    </w:lvl>
+    <w:lvl w:ilvl="3" w:tplc="0409000F" w:tentative="1">
+      <w:start w:val="1"/>
+      <w:numFmt w:val="decimal"/>
+      <w:lvlText w:val="%4."/>
+      <w:lvlJc w:val="left"/>
+      <w:pPr>
+        <w:ind w:left="1680" w:hanging="420"/>
+      </w:pPr>
+    </w:lvl>
+    <w:lvl w:ilvl="4" w:tplc="04090019" w:tentative="1">
+      <w:start w:val="1"/>
+      <w:numFmt w:val="lowerLetter"/>
+      <w:lvlText w:val="%5)"/>
+      <w:lvlJc w:val="left"/>
+      <w:pPr>
+        <w:ind w:left="2100" w:hanging="420"/>
+      </w:pPr>
+    </w:lvl>
+    <w:lvl w:ilvl="5" w:tplc="0409001B" w:tentative="1">
+      <w:start w:val="1"/>
+      <w:numFmt w:val="lowerRoman"/>
+      <w:lvlText w:val="%6."/>
+      <w:lvlJc w:val="right"/>
+      <w:pPr>
+        <w:ind w:left="2520" w:hanging="420"/>
+      </w:pPr>
+    </w:lvl>
+    <w:lvl w:ilvl="6" w:tplc="0409000F" w:tentative="1">
+      <w:start w:val="1"/>
+      <w:numFmt w:val="decimal"/>
+      <w:lvlText w:val="%7."/>
+      <w:lvlJc w:val="left"/>
+      <w:pPr>
+        <w:ind w:left="2940" w:hanging="420"/>
+      </w:pPr>
+    </w:lvl>
+    <w:lvl w:ilvl="7" w:tplc="04090019" w:tentative="1">
+      <w:start w:val="1"/>
+      <w:numFmt w:val="lowerLetter"/>
+      <w:lvlText w:val="%8)"/>
+      <w:lvlJc w:val="left"/>
+      <w:pPr>
+        <w:ind w:left="3360" w:hanging="420"/>
+      </w:pPr>
+    </w:lvl>
+    <w:lvl w:ilvl="8" w:tplc="0409001B" w:tentative="1">
+      <w:start w:val="1"/>
+      <w:numFmt w:val="lowerRoman"/>
+      <w:lvlText w:val="%9."/>
+      <w:lvlJc w:val="right"/>
+      <w:pPr>
+        <w:ind w:left="3780" w:hanging="420"/>
+      </w:pPr>
+    </w:lvl>
+  </w:abstractNum>
+  <w:abstractNum w:abstractNumId="2" w15:restartNumberingAfterBreak="0">
     <w:nsid w:val="03020EA3"/>
     <w:multiLevelType w:val="multilevel"/>
     <w:tmpl w:val="4896F170"/>
@@ -1019,7 +2854,705 @@
       </w:rPr>
     </w:lvl>
   </w:abstractNum>
-  <w:abstractNum w:abstractNumId="1" w15:restartNumberingAfterBreak="0">
+  <w:abstractNum w:abstractNumId="3" w15:restartNumberingAfterBreak="0">
+    <w:nsid w:val="07D40724"/>
+    <w:multiLevelType w:val="hybridMultilevel"/>
+    <w:tmpl w:val="BB040D9C"/>
+    <w:lvl w:ilvl="0" w:tplc="04090019">
+      <w:start w:val="1"/>
+      <w:numFmt w:val="lowerLetter"/>
+      <w:lvlText w:val="%1)"/>
+      <w:lvlJc w:val="left"/>
+      <w:pPr>
+        <w:ind w:left="420" w:hanging="420"/>
+      </w:pPr>
+    </w:lvl>
+    <w:lvl w:ilvl="1" w:tplc="04090019" w:tentative="1">
+      <w:start w:val="1"/>
+      <w:numFmt w:val="lowerLetter"/>
+      <w:lvlText w:val="%2)"/>
+      <w:lvlJc w:val="left"/>
+      <w:pPr>
+        <w:ind w:left="840" w:hanging="420"/>
+      </w:pPr>
+    </w:lvl>
+    <w:lvl w:ilvl="2" w:tplc="0409001B" w:tentative="1">
+      <w:start w:val="1"/>
+      <w:numFmt w:val="lowerRoman"/>
+      <w:lvlText w:val="%3."/>
+      <w:lvlJc w:val="right"/>
+      <w:pPr>
+        <w:ind w:left="1260" w:hanging="420"/>
+      </w:pPr>
+    </w:lvl>
+    <w:lvl w:ilvl="3" w:tplc="0409000F" w:tentative="1">
+      <w:start w:val="1"/>
+      <w:numFmt w:val="decimal"/>
+      <w:lvlText w:val="%4."/>
+      <w:lvlJc w:val="left"/>
+      <w:pPr>
+        <w:ind w:left="1680" w:hanging="420"/>
+      </w:pPr>
+    </w:lvl>
+    <w:lvl w:ilvl="4" w:tplc="04090019" w:tentative="1">
+      <w:start w:val="1"/>
+      <w:numFmt w:val="lowerLetter"/>
+      <w:lvlText w:val="%5)"/>
+      <w:lvlJc w:val="left"/>
+      <w:pPr>
+        <w:ind w:left="2100" w:hanging="420"/>
+      </w:pPr>
+    </w:lvl>
+    <w:lvl w:ilvl="5" w:tplc="0409001B" w:tentative="1">
+      <w:start w:val="1"/>
+      <w:numFmt w:val="lowerRoman"/>
+      <w:lvlText w:val="%6."/>
+      <w:lvlJc w:val="right"/>
+      <w:pPr>
+        <w:ind w:left="2520" w:hanging="420"/>
+      </w:pPr>
+    </w:lvl>
+    <w:lvl w:ilvl="6" w:tplc="0409000F" w:tentative="1">
+      <w:start w:val="1"/>
+      <w:numFmt w:val="decimal"/>
+      <w:lvlText w:val="%7."/>
+      <w:lvlJc w:val="left"/>
+      <w:pPr>
+        <w:ind w:left="2940" w:hanging="420"/>
+      </w:pPr>
+    </w:lvl>
+    <w:lvl w:ilvl="7" w:tplc="04090019" w:tentative="1">
+      <w:start w:val="1"/>
+      <w:numFmt w:val="lowerLetter"/>
+      <w:lvlText w:val="%8)"/>
+      <w:lvlJc w:val="left"/>
+      <w:pPr>
+        <w:ind w:left="3360" w:hanging="420"/>
+      </w:pPr>
+    </w:lvl>
+    <w:lvl w:ilvl="8" w:tplc="0409001B" w:tentative="1">
+      <w:start w:val="1"/>
+      <w:numFmt w:val="lowerRoman"/>
+      <w:lvlText w:val="%9."/>
+      <w:lvlJc w:val="right"/>
+      <w:pPr>
+        <w:ind w:left="3780" w:hanging="420"/>
+      </w:pPr>
+    </w:lvl>
+  </w:abstractNum>
+  <w:abstractNum w:abstractNumId="4" w15:restartNumberingAfterBreak="0">
+    <w:nsid w:val="0A603508"/>
+    <w:multiLevelType w:val="hybridMultilevel"/>
+    <w:tmpl w:val="BB040D9C"/>
+    <w:lvl w:ilvl="0" w:tplc="04090019">
+      <w:start w:val="1"/>
+      <w:numFmt w:val="lowerLetter"/>
+      <w:lvlText w:val="%1)"/>
+      <w:lvlJc w:val="left"/>
+      <w:pPr>
+        <w:ind w:left="420" w:hanging="420"/>
+      </w:pPr>
+    </w:lvl>
+    <w:lvl w:ilvl="1" w:tplc="04090019" w:tentative="1">
+      <w:start w:val="1"/>
+      <w:numFmt w:val="lowerLetter"/>
+      <w:lvlText w:val="%2)"/>
+      <w:lvlJc w:val="left"/>
+      <w:pPr>
+        <w:ind w:left="840" w:hanging="420"/>
+      </w:pPr>
+    </w:lvl>
+    <w:lvl w:ilvl="2" w:tplc="0409001B" w:tentative="1">
+      <w:start w:val="1"/>
+      <w:numFmt w:val="lowerRoman"/>
+      <w:lvlText w:val="%3."/>
+      <w:lvlJc w:val="right"/>
+      <w:pPr>
+        <w:ind w:left="1260" w:hanging="420"/>
+      </w:pPr>
+    </w:lvl>
+    <w:lvl w:ilvl="3" w:tplc="0409000F" w:tentative="1">
+      <w:start w:val="1"/>
+      <w:numFmt w:val="decimal"/>
+      <w:lvlText w:val="%4."/>
+      <w:lvlJc w:val="left"/>
+      <w:pPr>
+        <w:ind w:left="1680" w:hanging="420"/>
+      </w:pPr>
+    </w:lvl>
+    <w:lvl w:ilvl="4" w:tplc="04090019" w:tentative="1">
+      <w:start w:val="1"/>
+      <w:numFmt w:val="lowerLetter"/>
+      <w:lvlText w:val="%5)"/>
+      <w:lvlJc w:val="left"/>
+      <w:pPr>
+        <w:ind w:left="2100" w:hanging="420"/>
+      </w:pPr>
+    </w:lvl>
+    <w:lvl w:ilvl="5" w:tplc="0409001B" w:tentative="1">
+      <w:start w:val="1"/>
+      <w:numFmt w:val="lowerRoman"/>
+      <w:lvlText w:val="%6."/>
+      <w:lvlJc w:val="right"/>
+      <w:pPr>
+        <w:ind w:left="2520" w:hanging="420"/>
+      </w:pPr>
+    </w:lvl>
+    <w:lvl w:ilvl="6" w:tplc="0409000F" w:tentative="1">
+      <w:start w:val="1"/>
+      <w:numFmt w:val="decimal"/>
+      <w:lvlText w:val="%7."/>
+      <w:lvlJc w:val="left"/>
+      <w:pPr>
+        <w:ind w:left="2940" w:hanging="420"/>
+      </w:pPr>
+    </w:lvl>
+    <w:lvl w:ilvl="7" w:tplc="04090019" w:tentative="1">
+      <w:start w:val="1"/>
+      <w:numFmt w:val="lowerLetter"/>
+      <w:lvlText w:val="%8)"/>
+      <w:lvlJc w:val="left"/>
+      <w:pPr>
+        <w:ind w:left="3360" w:hanging="420"/>
+      </w:pPr>
+    </w:lvl>
+    <w:lvl w:ilvl="8" w:tplc="0409001B" w:tentative="1">
+      <w:start w:val="1"/>
+      <w:numFmt w:val="lowerRoman"/>
+      <w:lvlText w:val="%9."/>
+      <w:lvlJc w:val="right"/>
+      <w:pPr>
+        <w:ind w:left="3780" w:hanging="420"/>
+      </w:pPr>
+    </w:lvl>
+  </w:abstractNum>
+  <w:abstractNum w:abstractNumId="5" w15:restartNumberingAfterBreak="0">
+    <w:nsid w:val="18AB0554"/>
+    <w:multiLevelType w:val="hybridMultilevel"/>
+    <w:tmpl w:val="BB040D9C"/>
+    <w:lvl w:ilvl="0" w:tplc="04090019">
+      <w:start w:val="1"/>
+      <w:numFmt w:val="lowerLetter"/>
+      <w:lvlText w:val="%1)"/>
+      <w:lvlJc w:val="left"/>
+      <w:pPr>
+        <w:ind w:left="420" w:hanging="420"/>
+      </w:pPr>
+    </w:lvl>
+    <w:lvl w:ilvl="1" w:tplc="04090019" w:tentative="1">
+      <w:start w:val="1"/>
+      <w:numFmt w:val="lowerLetter"/>
+      <w:lvlText w:val="%2)"/>
+      <w:lvlJc w:val="left"/>
+      <w:pPr>
+        <w:ind w:left="840" w:hanging="420"/>
+      </w:pPr>
+    </w:lvl>
+    <w:lvl w:ilvl="2" w:tplc="0409001B" w:tentative="1">
+      <w:start w:val="1"/>
+      <w:numFmt w:val="lowerRoman"/>
+      <w:lvlText w:val="%3."/>
+      <w:lvlJc w:val="right"/>
+      <w:pPr>
+        <w:ind w:left="1260" w:hanging="420"/>
+      </w:pPr>
+    </w:lvl>
+    <w:lvl w:ilvl="3" w:tplc="0409000F" w:tentative="1">
+      <w:start w:val="1"/>
+      <w:numFmt w:val="decimal"/>
+      <w:lvlText w:val="%4."/>
+      <w:lvlJc w:val="left"/>
+      <w:pPr>
+        <w:ind w:left="1680" w:hanging="420"/>
+      </w:pPr>
+    </w:lvl>
+    <w:lvl w:ilvl="4" w:tplc="04090019" w:tentative="1">
+      <w:start w:val="1"/>
+      <w:numFmt w:val="lowerLetter"/>
+      <w:lvlText w:val="%5)"/>
+      <w:lvlJc w:val="left"/>
+      <w:pPr>
+        <w:ind w:left="2100" w:hanging="420"/>
+      </w:pPr>
+    </w:lvl>
+    <w:lvl w:ilvl="5" w:tplc="0409001B" w:tentative="1">
+      <w:start w:val="1"/>
+      <w:numFmt w:val="lowerRoman"/>
+      <w:lvlText w:val="%6."/>
+      <w:lvlJc w:val="right"/>
+      <w:pPr>
+        <w:ind w:left="2520" w:hanging="420"/>
+      </w:pPr>
+    </w:lvl>
+    <w:lvl w:ilvl="6" w:tplc="0409000F" w:tentative="1">
+      <w:start w:val="1"/>
+      <w:numFmt w:val="decimal"/>
+      <w:lvlText w:val="%7."/>
+      <w:lvlJc w:val="left"/>
+      <w:pPr>
+        <w:ind w:left="2940" w:hanging="420"/>
+      </w:pPr>
+    </w:lvl>
+    <w:lvl w:ilvl="7" w:tplc="04090019" w:tentative="1">
+      <w:start w:val="1"/>
+      <w:numFmt w:val="lowerLetter"/>
+      <w:lvlText w:val="%8)"/>
+      <w:lvlJc w:val="left"/>
+      <w:pPr>
+        <w:ind w:left="3360" w:hanging="420"/>
+      </w:pPr>
+    </w:lvl>
+    <w:lvl w:ilvl="8" w:tplc="0409001B" w:tentative="1">
+      <w:start w:val="1"/>
+      <w:numFmt w:val="lowerRoman"/>
+      <w:lvlText w:val="%9."/>
+      <w:lvlJc w:val="right"/>
+      <w:pPr>
+        <w:ind w:left="3780" w:hanging="420"/>
+      </w:pPr>
+    </w:lvl>
+  </w:abstractNum>
+  <w:abstractNum w:abstractNumId="6" w15:restartNumberingAfterBreak="0">
+    <w:nsid w:val="203F4B30"/>
+    <w:multiLevelType w:val="hybridMultilevel"/>
+    <w:tmpl w:val="BB040D9C"/>
+    <w:lvl w:ilvl="0" w:tplc="04090019">
+      <w:start w:val="1"/>
+      <w:numFmt w:val="lowerLetter"/>
+      <w:lvlText w:val="%1)"/>
+      <w:lvlJc w:val="left"/>
+      <w:pPr>
+        <w:ind w:left="420" w:hanging="420"/>
+      </w:pPr>
+    </w:lvl>
+    <w:lvl w:ilvl="1" w:tplc="04090019" w:tentative="1">
+      <w:start w:val="1"/>
+      <w:numFmt w:val="lowerLetter"/>
+      <w:lvlText w:val="%2)"/>
+      <w:lvlJc w:val="left"/>
+      <w:pPr>
+        <w:ind w:left="840" w:hanging="420"/>
+      </w:pPr>
+    </w:lvl>
+    <w:lvl w:ilvl="2" w:tplc="0409001B" w:tentative="1">
+      <w:start w:val="1"/>
+      <w:numFmt w:val="lowerRoman"/>
+      <w:lvlText w:val="%3."/>
+      <w:lvlJc w:val="right"/>
+      <w:pPr>
+        <w:ind w:left="1260" w:hanging="420"/>
+      </w:pPr>
+    </w:lvl>
+    <w:lvl w:ilvl="3" w:tplc="0409000F" w:tentative="1">
+      <w:start w:val="1"/>
+      <w:numFmt w:val="decimal"/>
+      <w:lvlText w:val="%4."/>
+      <w:lvlJc w:val="left"/>
+      <w:pPr>
+        <w:ind w:left="1680" w:hanging="420"/>
+      </w:pPr>
+    </w:lvl>
+    <w:lvl w:ilvl="4" w:tplc="04090019" w:tentative="1">
+      <w:start w:val="1"/>
+      <w:numFmt w:val="lowerLetter"/>
+      <w:lvlText w:val="%5)"/>
+      <w:lvlJc w:val="left"/>
+      <w:pPr>
+        <w:ind w:left="2100" w:hanging="420"/>
+      </w:pPr>
+    </w:lvl>
+    <w:lvl w:ilvl="5" w:tplc="0409001B" w:tentative="1">
+      <w:start w:val="1"/>
+      <w:numFmt w:val="lowerRoman"/>
+      <w:lvlText w:val="%6."/>
+      <w:lvlJc w:val="right"/>
+      <w:pPr>
+        <w:ind w:left="2520" w:hanging="420"/>
+      </w:pPr>
+    </w:lvl>
+    <w:lvl w:ilvl="6" w:tplc="0409000F" w:tentative="1">
+      <w:start w:val="1"/>
+      <w:numFmt w:val="decimal"/>
+      <w:lvlText w:val="%7."/>
+      <w:lvlJc w:val="left"/>
+      <w:pPr>
+        <w:ind w:left="2940" w:hanging="420"/>
+      </w:pPr>
+    </w:lvl>
+    <w:lvl w:ilvl="7" w:tplc="04090019" w:tentative="1">
+      <w:start w:val="1"/>
+      <w:numFmt w:val="lowerLetter"/>
+      <w:lvlText w:val="%8)"/>
+      <w:lvlJc w:val="left"/>
+      <w:pPr>
+        <w:ind w:left="3360" w:hanging="420"/>
+      </w:pPr>
+    </w:lvl>
+    <w:lvl w:ilvl="8" w:tplc="0409001B" w:tentative="1">
+      <w:start w:val="1"/>
+      <w:numFmt w:val="lowerRoman"/>
+      <w:lvlText w:val="%9."/>
+      <w:lvlJc w:val="right"/>
+      <w:pPr>
+        <w:ind w:left="3780" w:hanging="420"/>
+      </w:pPr>
+    </w:lvl>
+  </w:abstractNum>
+  <w:abstractNum w:abstractNumId="7" w15:restartNumberingAfterBreak="0">
+    <w:nsid w:val="21EF077E"/>
+    <w:multiLevelType w:val="hybridMultilevel"/>
+    <w:tmpl w:val="BB040D9C"/>
+    <w:lvl w:ilvl="0" w:tplc="04090019">
+      <w:start w:val="1"/>
+      <w:numFmt w:val="lowerLetter"/>
+      <w:lvlText w:val="%1)"/>
+      <w:lvlJc w:val="left"/>
+      <w:pPr>
+        <w:ind w:left="420" w:hanging="420"/>
+      </w:pPr>
+    </w:lvl>
+    <w:lvl w:ilvl="1" w:tplc="04090019" w:tentative="1">
+      <w:start w:val="1"/>
+      <w:numFmt w:val="lowerLetter"/>
+      <w:lvlText w:val="%2)"/>
+      <w:lvlJc w:val="left"/>
+      <w:pPr>
+        <w:ind w:left="840" w:hanging="420"/>
+      </w:pPr>
+    </w:lvl>
+    <w:lvl w:ilvl="2" w:tplc="0409001B" w:tentative="1">
+      <w:start w:val="1"/>
+      <w:numFmt w:val="lowerRoman"/>
+      <w:lvlText w:val="%3."/>
+      <w:lvlJc w:val="right"/>
+      <w:pPr>
+        <w:ind w:left="1260" w:hanging="420"/>
+      </w:pPr>
+    </w:lvl>
+    <w:lvl w:ilvl="3" w:tplc="0409000F" w:tentative="1">
+      <w:start w:val="1"/>
+      <w:numFmt w:val="decimal"/>
+      <w:lvlText w:val="%4."/>
+      <w:lvlJc w:val="left"/>
+      <w:pPr>
+        <w:ind w:left="1680" w:hanging="420"/>
+      </w:pPr>
+    </w:lvl>
+    <w:lvl w:ilvl="4" w:tplc="04090019" w:tentative="1">
+      <w:start w:val="1"/>
+      <w:numFmt w:val="lowerLetter"/>
+      <w:lvlText w:val="%5)"/>
+      <w:lvlJc w:val="left"/>
+      <w:pPr>
+        <w:ind w:left="2100" w:hanging="420"/>
+      </w:pPr>
+    </w:lvl>
+    <w:lvl w:ilvl="5" w:tplc="0409001B" w:tentative="1">
+      <w:start w:val="1"/>
+      <w:numFmt w:val="lowerRoman"/>
+      <w:lvlText w:val="%6."/>
+      <w:lvlJc w:val="right"/>
+      <w:pPr>
+        <w:ind w:left="2520" w:hanging="420"/>
+      </w:pPr>
+    </w:lvl>
+    <w:lvl w:ilvl="6" w:tplc="0409000F" w:tentative="1">
+      <w:start w:val="1"/>
+      <w:numFmt w:val="decimal"/>
+      <w:lvlText w:val="%7."/>
+      <w:lvlJc w:val="left"/>
+      <w:pPr>
+        <w:ind w:left="2940" w:hanging="420"/>
+      </w:pPr>
+    </w:lvl>
+    <w:lvl w:ilvl="7" w:tplc="04090019" w:tentative="1">
+      <w:start w:val="1"/>
+      <w:numFmt w:val="lowerLetter"/>
+      <w:lvlText w:val="%8)"/>
+      <w:lvlJc w:val="left"/>
+      <w:pPr>
+        <w:ind w:left="3360" w:hanging="420"/>
+      </w:pPr>
+    </w:lvl>
+    <w:lvl w:ilvl="8" w:tplc="0409001B" w:tentative="1">
+      <w:start w:val="1"/>
+      <w:numFmt w:val="lowerRoman"/>
+      <w:lvlText w:val="%9."/>
+      <w:lvlJc w:val="right"/>
+      <w:pPr>
+        <w:ind w:left="3780" w:hanging="420"/>
+      </w:pPr>
+    </w:lvl>
+  </w:abstractNum>
+  <w:abstractNum w:abstractNumId="8" w15:restartNumberingAfterBreak="0">
+    <w:nsid w:val="306E2A34"/>
+    <w:multiLevelType w:val="hybridMultilevel"/>
+    <w:tmpl w:val="BB040D9C"/>
+    <w:lvl w:ilvl="0" w:tplc="04090019">
+      <w:start w:val="1"/>
+      <w:numFmt w:val="lowerLetter"/>
+      <w:lvlText w:val="%1)"/>
+      <w:lvlJc w:val="left"/>
+      <w:pPr>
+        <w:ind w:left="420" w:hanging="420"/>
+      </w:pPr>
+    </w:lvl>
+    <w:lvl w:ilvl="1" w:tplc="04090019" w:tentative="1">
+      <w:start w:val="1"/>
+      <w:numFmt w:val="lowerLetter"/>
+      <w:lvlText w:val="%2)"/>
+      <w:lvlJc w:val="left"/>
+      <w:pPr>
+        <w:ind w:left="840" w:hanging="420"/>
+      </w:pPr>
+    </w:lvl>
+    <w:lvl w:ilvl="2" w:tplc="0409001B" w:tentative="1">
+      <w:start w:val="1"/>
+      <w:numFmt w:val="lowerRoman"/>
+      <w:lvlText w:val="%3."/>
+      <w:lvlJc w:val="right"/>
+      <w:pPr>
+        <w:ind w:left="1260" w:hanging="420"/>
+      </w:pPr>
+    </w:lvl>
+    <w:lvl w:ilvl="3" w:tplc="0409000F" w:tentative="1">
+      <w:start w:val="1"/>
+      <w:numFmt w:val="decimal"/>
+      <w:lvlText w:val="%4."/>
+      <w:lvlJc w:val="left"/>
+      <w:pPr>
+        <w:ind w:left="1680" w:hanging="420"/>
+      </w:pPr>
+    </w:lvl>
+    <w:lvl w:ilvl="4" w:tplc="04090019" w:tentative="1">
+      <w:start w:val="1"/>
+      <w:numFmt w:val="lowerLetter"/>
+      <w:lvlText w:val="%5)"/>
+      <w:lvlJc w:val="left"/>
+      <w:pPr>
+        <w:ind w:left="2100" w:hanging="420"/>
+      </w:pPr>
+    </w:lvl>
+    <w:lvl w:ilvl="5" w:tplc="0409001B" w:tentative="1">
+      <w:start w:val="1"/>
+      <w:numFmt w:val="lowerRoman"/>
+      <w:lvlText w:val="%6."/>
+      <w:lvlJc w:val="right"/>
+      <w:pPr>
+        <w:ind w:left="2520" w:hanging="420"/>
+      </w:pPr>
+    </w:lvl>
+    <w:lvl w:ilvl="6" w:tplc="0409000F" w:tentative="1">
+      <w:start w:val="1"/>
+      <w:numFmt w:val="decimal"/>
+      <w:lvlText w:val="%7."/>
+      <w:lvlJc w:val="left"/>
+      <w:pPr>
+        <w:ind w:left="2940" w:hanging="420"/>
+      </w:pPr>
+    </w:lvl>
+    <w:lvl w:ilvl="7" w:tplc="04090019" w:tentative="1">
+      <w:start w:val="1"/>
+      <w:numFmt w:val="lowerLetter"/>
+      <w:lvlText w:val="%8)"/>
+      <w:lvlJc w:val="left"/>
+      <w:pPr>
+        <w:ind w:left="3360" w:hanging="420"/>
+      </w:pPr>
+    </w:lvl>
+    <w:lvl w:ilvl="8" w:tplc="0409001B" w:tentative="1">
+      <w:start w:val="1"/>
+      <w:numFmt w:val="lowerRoman"/>
+      <w:lvlText w:val="%9."/>
+      <w:lvlJc w:val="right"/>
+      <w:pPr>
+        <w:ind w:left="3780" w:hanging="420"/>
+      </w:pPr>
+    </w:lvl>
+  </w:abstractNum>
+  <w:abstractNum w:abstractNumId="9" w15:restartNumberingAfterBreak="0">
+    <w:nsid w:val="32941C68"/>
+    <w:multiLevelType w:val="multilevel"/>
+    <w:tmpl w:val="1AD84B6C"/>
+    <w:lvl w:ilvl="0">
+      <w:start w:val="1"/>
+      <w:numFmt w:val="decimal"/>
+      <w:pStyle w:val="1"/>
+      <w:lvlText w:val="%1"/>
+      <w:lvlJc w:val="left"/>
+      <w:pPr>
+        <w:ind w:left="432" w:hanging="432"/>
+      </w:pPr>
+    </w:lvl>
+    <w:lvl w:ilvl="1">
+      <w:start w:val="1"/>
+      <w:numFmt w:val="decimal"/>
+      <w:pStyle w:val="2"/>
+      <w:lvlText w:val="%1.%2"/>
+      <w:lvlJc w:val="left"/>
+      <w:pPr>
+        <w:ind w:left="576" w:hanging="576"/>
+      </w:pPr>
+    </w:lvl>
+    <w:lvl w:ilvl="2">
+      <w:start w:val="1"/>
+      <w:numFmt w:val="decimal"/>
+      <w:pStyle w:val="3"/>
+      <w:lvlText w:val="%1.%2.%3"/>
+      <w:lvlJc w:val="left"/>
+      <w:pPr>
+        <w:ind w:left="720" w:hanging="720"/>
+      </w:pPr>
+    </w:lvl>
+    <w:lvl w:ilvl="3">
+      <w:start w:val="1"/>
+      <w:numFmt w:val="decimal"/>
+      <w:pStyle w:val="4"/>
+      <w:lvlText w:val="%1.%2.%3.%4"/>
+      <w:lvlJc w:val="left"/>
+      <w:pPr>
+        <w:ind w:left="864" w:hanging="864"/>
+      </w:pPr>
+    </w:lvl>
+    <w:lvl w:ilvl="4">
+      <w:start w:val="1"/>
+      <w:numFmt w:val="decimal"/>
+      <w:pStyle w:val="5"/>
+      <w:lvlText w:val="%1.%2.%3.%4.%5"/>
+      <w:lvlJc w:val="left"/>
+      <w:pPr>
+        <w:ind w:left="1008" w:hanging="1008"/>
+      </w:pPr>
+    </w:lvl>
+    <w:lvl w:ilvl="5">
+      <w:start w:val="1"/>
+      <w:numFmt w:val="decimal"/>
+      <w:pStyle w:val="6"/>
+      <w:lvlText w:val="%1.%2.%3.%4.%5.%6"/>
+      <w:lvlJc w:val="left"/>
+      <w:pPr>
+        <w:ind w:left="1152" w:hanging="1152"/>
+      </w:pPr>
+    </w:lvl>
+    <w:lvl w:ilvl="6">
+      <w:start w:val="1"/>
+      <w:numFmt w:val="decimal"/>
+      <w:pStyle w:val="7"/>
+      <w:lvlText w:val="%1.%2.%3.%4.%5.%6.%7"/>
+      <w:lvlJc w:val="left"/>
+      <w:pPr>
+        <w:ind w:left="1296" w:hanging="1296"/>
+      </w:pPr>
+    </w:lvl>
+    <w:lvl w:ilvl="7">
+      <w:start w:val="1"/>
+      <w:numFmt w:val="decimal"/>
+      <w:lvlText w:val="%1.%2.%3.%4.%5.%6.%7.%8"/>
+      <w:lvlJc w:val="left"/>
+      <w:pPr>
+        <w:ind w:left="1440" w:hanging="1440"/>
+      </w:pPr>
+    </w:lvl>
+    <w:lvl w:ilvl="8">
+      <w:start w:val="1"/>
+      <w:numFmt w:val="decimal"/>
+      <w:lvlText w:val="%1.%2.%3.%4.%5.%6.%7.%8.%9"/>
+      <w:lvlJc w:val="left"/>
+      <w:pPr>
+        <w:ind w:left="1584" w:hanging="1584"/>
+      </w:pPr>
+    </w:lvl>
+  </w:abstractNum>
+  <w:abstractNum w:abstractNumId="10" w15:restartNumberingAfterBreak="0">
+    <w:nsid w:val="597B7B85"/>
+    <w:multiLevelType w:val="hybridMultilevel"/>
+    <w:tmpl w:val="D0E8D72A"/>
+    <w:lvl w:ilvl="0" w:tplc="196EE152">
+      <w:start w:val="1"/>
+      <w:numFmt w:val="lowerLetter"/>
+      <w:lvlText w:val="%1)"/>
+      <w:lvlJc w:val="left"/>
+      <w:pPr>
+        <w:ind w:left="420" w:hanging="420"/>
+      </w:pPr>
+      <w:rPr>
+        <w:rFonts w:asciiTheme="minorEastAsia" w:eastAsiaTheme="minorEastAsia" w:hAnsiTheme="minorEastAsia"/>
+      </w:rPr>
+    </w:lvl>
+    <w:lvl w:ilvl="1" w:tplc="04090019" w:tentative="1">
+      <w:start w:val="1"/>
+      <w:numFmt w:val="lowerLetter"/>
+      <w:lvlText w:val="%2)"/>
+      <w:lvlJc w:val="left"/>
+      <w:pPr>
+        <w:ind w:left="840" w:hanging="420"/>
+      </w:pPr>
+    </w:lvl>
+    <w:lvl w:ilvl="2" w:tplc="0409001B" w:tentative="1">
+      <w:start w:val="1"/>
+      <w:numFmt w:val="lowerRoman"/>
+      <w:lvlText w:val="%3."/>
+      <w:lvlJc w:val="right"/>
+      <w:pPr>
+        <w:ind w:left="1260" w:hanging="420"/>
+      </w:pPr>
+    </w:lvl>
+    <w:lvl w:ilvl="3" w:tplc="0409000F" w:tentative="1">
+      <w:start w:val="1"/>
+      <w:numFmt w:val="decimal"/>
+      <w:lvlText w:val="%4."/>
+      <w:lvlJc w:val="left"/>
+      <w:pPr>
+        <w:ind w:left="1680" w:hanging="420"/>
+      </w:pPr>
+    </w:lvl>
+    <w:lvl w:ilvl="4" w:tplc="04090019" w:tentative="1">
+      <w:start w:val="1"/>
+      <w:numFmt w:val="lowerLetter"/>
+      <w:lvlText w:val="%5)"/>
+      <w:lvlJc w:val="left"/>
+      <w:pPr>
+        <w:ind w:left="2100" w:hanging="420"/>
+      </w:pPr>
+    </w:lvl>
+    <w:lvl w:ilvl="5" w:tplc="0409001B" w:tentative="1">
+      <w:start w:val="1"/>
+      <w:numFmt w:val="lowerRoman"/>
+      <w:lvlText w:val="%6."/>
+      <w:lvlJc w:val="right"/>
+      <w:pPr>
+        <w:ind w:left="2520" w:hanging="420"/>
+      </w:pPr>
+    </w:lvl>
+    <w:lvl w:ilvl="6" w:tplc="0409000F" w:tentative="1">
+      <w:start w:val="1"/>
+      <w:numFmt w:val="decimal"/>
+      <w:lvlText w:val="%7."/>
+      <w:lvlJc w:val="left"/>
+      <w:pPr>
+        <w:ind w:left="2940" w:hanging="420"/>
+      </w:pPr>
+    </w:lvl>
+    <w:lvl w:ilvl="7" w:tplc="04090019" w:tentative="1">
+      <w:start w:val="1"/>
+      <w:numFmt w:val="lowerLetter"/>
+      <w:lvlText w:val="%8)"/>
+      <w:lvlJc w:val="left"/>
+      <w:pPr>
+        <w:ind w:left="3360" w:hanging="420"/>
+      </w:pPr>
+    </w:lvl>
+    <w:lvl w:ilvl="8" w:tplc="0409001B" w:tentative="1">
+      <w:start w:val="1"/>
+      <w:numFmt w:val="lowerRoman"/>
+      <w:lvlText w:val="%9."/>
+      <w:lvlJc w:val="right"/>
+      <w:pPr>
+        <w:ind w:left="3780" w:hanging="420"/>
+      </w:pPr>
+    </w:lvl>
+  </w:abstractNum>
+  <w:abstractNum w:abstractNumId="11" w15:restartNumberingAfterBreak="0">
     <w:nsid w:val="5F895BC9"/>
     <w:multiLevelType w:val="multilevel"/>
     <w:tmpl w:val="679E8DE6"/>
@@ -1162,10 +3695,40 @@
     </w:lvl>
   </w:abstractNum>
   <w:num w:numId="1" w16cid:durableId="1010446098">
+    <w:abstractNumId w:val="11"/>
+  </w:num>
+  <w:num w:numId="2" w16cid:durableId="2015448162">
+    <w:abstractNumId w:val="2"/>
+  </w:num>
+  <w:num w:numId="3" w16cid:durableId="1979214297">
+    <w:abstractNumId w:val="9"/>
+  </w:num>
+  <w:num w:numId="4" w16cid:durableId="1292050213">
     <w:abstractNumId w:val="1"/>
   </w:num>
-  <w:num w:numId="2" w16cid:durableId="2015448162">
+  <w:num w:numId="5" w16cid:durableId="1918981246">
+    <w:abstractNumId w:val="5"/>
+  </w:num>
+  <w:num w:numId="6" w16cid:durableId="160434457">
+    <w:abstractNumId w:val="7"/>
+  </w:num>
+  <w:num w:numId="7" w16cid:durableId="1945795810">
+    <w:abstractNumId w:val="4"/>
+  </w:num>
+  <w:num w:numId="8" w16cid:durableId="16735970">
+    <w:abstractNumId w:val="10"/>
+  </w:num>
+  <w:num w:numId="9" w16cid:durableId="1662387649">
     <w:abstractNumId w:val="0"/>
+  </w:num>
+  <w:num w:numId="10" w16cid:durableId="619460055">
+    <w:abstractNumId w:val="3"/>
+  </w:num>
+  <w:num w:numId="11" w16cid:durableId="952441814">
+    <w:abstractNumId w:val="8"/>
+  </w:num>
+  <w:num w:numId="12" w16cid:durableId="1638954812">
+    <w:abstractNumId w:val="6"/>
   </w:num>
 </w:numbering>
 </file>
@@ -1187,11 +3750,11 @@
   </w:docDefaults>
   <w:latentStyles w:defLockedState="0" w:defUIPriority="99" w:defSemiHidden="0" w:defUnhideWhenUsed="0" w:defQFormat="0" w:count="376">
     <w:lsdException w:name="Normal" w:uiPriority="0" w:qFormat="1"/>
-    <w:lsdException w:name="heading 1" w:uiPriority="9" w:qFormat="1"/>
-    <w:lsdException w:name="heading 2" w:semiHidden="1" w:uiPriority="9" w:unhideWhenUsed="1" w:qFormat="1"/>
-    <w:lsdException w:name="heading 3" w:semiHidden="1" w:uiPriority="9" w:unhideWhenUsed="1" w:qFormat="1"/>
-    <w:lsdException w:name="heading 4" w:semiHidden="1" w:uiPriority="9" w:unhideWhenUsed="1" w:qFormat="1"/>
-    <w:lsdException w:name="heading 5" w:semiHidden="1" w:uiPriority="9" w:unhideWhenUsed="1" w:qFormat="1"/>
+    <w:lsdException w:name="heading 1" w:uiPriority="0" w:qFormat="1"/>
+    <w:lsdException w:name="heading 2" w:semiHidden="1" w:uiPriority="0" w:unhideWhenUsed="1" w:qFormat="1"/>
+    <w:lsdException w:name="heading 3" w:semiHidden="1" w:uiPriority="0" w:unhideWhenUsed="1" w:qFormat="1"/>
+    <w:lsdException w:name="heading 4" w:semiHidden="1" w:uiPriority="0" w:unhideWhenUsed="1" w:qFormat="1"/>
+    <w:lsdException w:name="heading 5" w:semiHidden="1" w:uiPriority="0" w:unhideWhenUsed="1" w:qFormat="1"/>
     <w:lsdException w:name="heading 6" w:semiHidden="1" w:uiPriority="9" w:unhideWhenUsed="1" w:qFormat="1"/>
     <w:lsdException w:name="heading 7" w:semiHidden="1" w:uiPriority="9" w:unhideWhenUsed="1" w:qFormat="1"/>
     <w:lsdException w:name="heading 8" w:semiHidden="1" w:uiPriority="9" w:unhideWhenUsed="1" w:qFormat="1"/>
@@ -1579,6 +4142,205 @@
       <w14:ligatures w14:val="none"/>
     </w:rPr>
   </w:style>
+  <w:style w:type="paragraph" w:styleId="1">
+    <w:name w:val="heading 1"/>
+    <w:aliases w:val="RC标题 1,1,1    标题 1,36标题 1,36标题1,Char,H1,h,名称,标题1,章,章节,章节1,章节10,章节101,章节11,章节110,章节111,章节12,章节121,章节13,章节131,章节14,章节141,章节15,章节16,章节17,章节18,章节19,章节2,章节20,章节21,章节22,章节23,章节24,章节25,章节26,章节3,章节31,章节4,章节41,章节5,章节51,章节6,章节61,章节7,章节71,章节8,章节81,章节9,章节91,X"/>
+    <w:basedOn w:val="a"/>
+    <w:next w:val="a"/>
+    <w:link w:val="10"/>
+    <w:autoRedefine/>
+    <w:qFormat/>
+    <w:rsid w:val="001134E4"/>
+    <w:pPr>
+      <w:keepNext/>
+      <w:keepLines/>
+      <w:numPr>
+        <w:numId w:val="3"/>
+      </w:numPr>
+      <w:adjustRightInd w:val="0"/>
+      <w:snapToGrid w:val="0"/>
+      <w:spacing w:line="360" w:lineRule="auto"/>
+      <w:ind w:left="0" w:firstLine="0"/>
+      <w:outlineLvl w:val="0"/>
+    </w:pPr>
+    <w:rPr>
+      <w:rFonts w:eastAsiaTheme="majorEastAsia" w:cstheme="minorBidi"/>
+      <w:b/>
+      <w:bCs/>
+      <w:kern w:val="44"/>
+      <w:szCs w:val="44"/>
+    </w:rPr>
+  </w:style>
+  <w:style w:type="paragraph" w:styleId="2">
+    <w:name w:val="heading 2"/>
+    <w:aliases w:val="RC标题 2,(A-2),1.1,2nd level,36标题 2,36标题2,H2,H21,H211,H212,H22,H23,HD2,Heading 2 CCBS,Heading 2 Hidden,Level 2 Topic Heading,PIM2,Titre2,Titre3,Underrubrik1,heading 2,l2,prop2,sect 1.2,sect 1.21,sect 1.211,sect 1.212,sect 1.22,sect 1.23,第一层条,第二层,节,节名"/>
+    <w:basedOn w:val="a"/>
+    <w:next w:val="a"/>
+    <w:link w:val="20"/>
+    <w:unhideWhenUsed/>
+    <w:qFormat/>
+    <w:rsid w:val="001134E4"/>
+    <w:pPr>
+      <w:keepNext/>
+      <w:keepLines/>
+      <w:numPr>
+        <w:ilvl w:val="1"/>
+        <w:numId w:val="3"/>
+      </w:numPr>
+      <w:spacing w:line="360" w:lineRule="auto"/>
+      <w:ind w:left="0" w:firstLine="0"/>
+      <w:outlineLvl w:val="1"/>
+    </w:pPr>
+    <w:rPr>
+      <w:rFonts w:eastAsiaTheme="majorEastAsia" w:cstheme="majorBidi"/>
+      <w:b/>
+      <w:bCs/>
+      <w:sz w:val="24"/>
+      <w:szCs w:val="32"/>
+    </w:rPr>
+  </w:style>
+  <w:style w:type="paragraph" w:styleId="3">
+    <w:name w:val="heading 3"/>
+    <w:aliases w:val="RC标题 3,1.1.1,1.1.1 标题 3,3,36标题 3,36标题3,Bold Head,H3,Level 3 Head,PIM 3,bh,h3,level_3,分节,小标题,标题9,章标题1,第三层,第二层条,第二层条1,第二层条10,第二层条11,第二层条12,第二层条13,第二层条14,第二层条15,第二层条2,第二层条21,第二层条3,第二层条31,第二层条4,第二层条41,第二层条5,第二层条51,第二层条6,第二层条61,第二层条7,第二层条71,第二层条8,第二层条9"/>
+    <w:basedOn w:val="a"/>
+    <w:next w:val="a"/>
+    <w:link w:val="30"/>
+    <w:unhideWhenUsed/>
+    <w:qFormat/>
+    <w:rsid w:val="001134E4"/>
+    <w:pPr>
+      <w:keepNext/>
+      <w:keepLines/>
+      <w:numPr>
+        <w:ilvl w:val="2"/>
+        <w:numId w:val="3"/>
+      </w:numPr>
+      <w:spacing w:line="360" w:lineRule="auto"/>
+      <w:ind w:left="0" w:firstLine="0"/>
+      <w:outlineLvl w:val="2"/>
+    </w:pPr>
+    <w:rPr>
+      <w:rFonts w:eastAsiaTheme="minorEastAsia" w:cstheme="minorBidi"/>
+      <w:b/>
+      <w:bCs/>
+      <w:sz w:val="24"/>
+      <w:szCs w:val="32"/>
+    </w:rPr>
+  </w:style>
+  <w:style w:type="paragraph" w:styleId="4">
+    <w:name w:val="heading 4"/>
+    <w:aliases w:val="RC标题 4,1.1.1.1,36标题 4,36标题4,bb,bl,bullet,分分节,条第4级,第三层条,第三层条1,第三层条10,第三层条101,第三层条11,第三层条111,第三层条12,第三层条121,第三层条13,第三层条131,第三层条14,第三层条15,第三层条2,第三层条21,第三层条3,第三层条31,第三层条4,第三层条41,第三层条5,第三层条51,第三层条6,第三层条61,第三层条7,第三层条71,第三层条8,第三层条81,第三层条9,第三层条91,第四层,四级标题"/>
+    <w:basedOn w:val="a"/>
+    <w:next w:val="a"/>
+    <w:link w:val="40"/>
+    <w:unhideWhenUsed/>
+    <w:qFormat/>
+    <w:rsid w:val="001134E4"/>
+    <w:pPr>
+      <w:keepNext/>
+      <w:keepLines/>
+      <w:numPr>
+        <w:ilvl w:val="3"/>
+        <w:numId w:val="3"/>
+      </w:numPr>
+      <w:spacing w:line="360" w:lineRule="auto"/>
+      <w:ind w:left="0" w:firstLine="0"/>
+      <w:outlineLvl w:val="3"/>
+    </w:pPr>
+    <w:rPr>
+      <w:rFonts w:eastAsiaTheme="majorEastAsia" w:cstheme="majorBidi"/>
+      <w:b/>
+      <w:bCs/>
+      <w:sz w:val="24"/>
+      <w:szCs w:val="28"/>
+    </w:rPr>
+  </w:style>
+  <w:style w:type="paragraph" w:styleId="5">
+    <w:name w:val="heading 5"/>
+    <w:aliases w:val="RC标题 5,36标题 5,36标题5,d,dash,dd,ds,第五层,第四层条,第四层条1,第四层条10,第四层条101,第四层条11,第四层条111,第四层条12,第四层条121,第四层条13,第四层条131,第四层条14,第四层条141,第四层条15,第四层条16,第四层条17,第四层条18,第四层条2,第四层条21,第四层条3,第四层条31,第四层条4,第四层条41,第四层条5,第四层条51,第四层条6,第四层条61,第四层条7,第四层条71,第四层条8,第四层条81,第四层条9"/>
+    <w:basedOn w:val="a"/>
+    <w:next w:val="a"/>
+    <w:link w:val="50"/>
+    <w:unhideWhenUsed/>
+    <w:qFormat/>
+    <w:rsid w:val="001134E4"/>
+    <w:pPr>
+      <w:keepNext/>
+      <w:keepLines/>
+      <w:numPr>
+        <w:ilvl w:val="4"/>
+        <w:numId w:val="3"/>
+      </w:numPr>
+      <w:spacing w:line="360" w:lineRule="auto"/>
+      <w:ind w:left="0" w:firstLine="0"/>
+      <w:outlineLvl w:val="4"/>
+    </w:pPr>
+    <w:rPr>
+      <w:rFonts w:eastAsiaTheme="minorEastAsia" w:cstheme="minorBidi"/>
+      <w:b/>
+      <w:bCs/>
+      <w:sz w:val="24"/>
+      <w:szCs w:val="28"/>
+    </w:rPr>
+  </w:style>
+  <w:style w:type="paragraph" w:styleId="6">
+    <w:name w:val="heading 6"/>
+    <w:aliases w:val="RC标题 6,36标题6,标题7,第,第五层条,第五层条1,第五层条10,第五层条101,第五层条11,第五层条111,第五层条12,第五层条121,第五层条13,第五层条131,第五层条14,第五层条141,第五层条15,第五层条16,第五层条17,第五层条18,第五层条19,第五层条2,第五层条20,第五层条21,第五层条3,第五层条31,第五层条4,第五层条41,第五层条5,第五层条51,第五层条6,第五层条61,第五层条7,第五层条71,第五层条8,第五层条81,第五层条9,第六层条"/>
+    <w:basedOn w:val="a"/>
+    <w:next w:val="a"/>
+    <w:link w:val="60"/>
+    <w:uiPriority w:val="9"/>
+    <w:unhideWhenUsed/>
+    <w:qFormat/>
+    <w:rsid w:val="001134E4"/>
+    <w:pPr>
+      <w:keepNext/>
+      <w:keepLines/>
+      <w:numPr>
+        <w:ilvl w:val="5"/>
+        <w:numId w:val="3"/>
+      </w:numPr>
+      <w:spacing w:line="360" w:lineRule="auto"/>
+      <w:ind w:left="0" w:firstLine="0"/>
+      <w:outlineLvl w:val="5"/>
+    </w:pPr>
+    <w:rPr>
+      <w:rFonts w:eastAsiaTheme="majorEastAsia" w:cstheme="majorBidi"/>
+      <w:b/>
+      <w:bCs/>
+      <w:sz w:val="24"/>
+      <w:szCs w:val="24"/>
+    </w:rPr>
+  </w:style>
+  <w:style w:type="paragraph" w:styleId="7">
+    <w:name w:val="heading 7"/>
+    <w:aliases w:val="1.1.1.1.1.1.1标题 7,1.标题 6,Caption number (column-wide),Enum2,H TIMES1,H7,Heading7_Titre7,ITT t7,L7,Legal Level 1.1.,PIM 7,[Alt+7],[Alt+7][SWIEE],cnc,h7,letter list,lettered list,st,tzc论证报告标题7,•H7,不,列项,图表,图表标题,图表说明,字母列项,标题 7 第6层条,正文七,正文七级标,（1）,（列项说明）"/>
+    <w:basedOn w:val="a"/>
+    <w:next w:val="a"/>
+    <w:link w:val="70"/>
+    <w:uiPriority w:val="9"/>
+    <w:unhideWhenUsed/>
+    <w:qFormat/>
+    <w:rsid w:val="001134E4"/>
+    <w:pPr>
+      <w:keepNext/>
+      <w:keepLines/>
+      <w:numPr>
+        <w:ilvl w:val="6"/>
+        <w:numId w:val="3"/>
+      </w:numPr>
+      <w:spacing w:before="240" w:after="64" w:line="320" w:lineRule="auto"/>
+      <w:ind w:left="0" w:firstLine="0"/>
+      <w:outlineLvl w:val="6"/>
+    </w:pPr>
+    <w:rPr>
+      <w:rFonts w:eastAsiaTheme="minorEastAsia" w:cstheme="minorBidi"/>
+      <w:b/>
+      <w:bCs/>
+      <w:sz w:val="24"/>
+      <w:szCs w:val="24"/>
+    </w:rPr>
+  </w:style>
   <w:style w:type="character" w:default="1" w:styleId="a0">
     <w:name w:val="Default Paragraph Font"/>
     <w:uiPriority w:val="1"/>
@@ -1608,6 +4370,7 @@
   </w:style>
   <w:style w:type="paragraph" w:styleId="a3">
     <w:name w:val="header"/>
+    <w:aliases w:val="36页眉"/>
     <w:basedOn w:val="a"/>
     <w:link w:val="a4"/>
     <w:uiPriority w:val="99"/>
@@ -1628,6 +4391,7 @@
   </w:style>
   <w:style w:type="character" w:customStyle="1" w:styleId="a4">
     <w:name w:val="页眉 字符"/>
+    <w:aliases w:val="36页眉 字符"/>
     <w:basedOn w:val="a0"/>
     <w:link w:val="a3"/>
     <w:uiPriority w:val="99"/>
@@ -1796,6 +4560,151 @@
       <w:sz w:val="24"/>
       <w:szCs w:val="28"/>
       <w14:ligatures w14:val="none"/>
+    </w:rPr>
+  </w:style>
+  <w:style w:type="character" w:customStyle="1" w:styleId="10">
+    <w:name w:val="标题 1 字符"/>
+    <w:basedOn w:val="a0"/>
+    <w:link w:val="1"/>
+    <w:rsid w:val="001134E4"/>
+    <w:rPr>
+      <w:rFonts w:ascii="Times New Roman" w:eastAsiaTheme="majorEastAsia" w:hAnsi="Times New Roman"/>
+      <w:b/>
+      <w:bCs/>
+      <w:kern w:val="44"/>
+      <w:sz w:val="28"/>
+      <w:szCs w:val="44"/>
+      <w14:ligatures w14:val="none"/>
+    </w:rPr>
+  </w:style>
+  <w:style w:type="character" w:customStyle="1" w:styleId="20">
+    <w:name w:val="标题 2 字符"/>
+    <w:basedOn w:val="a0"/>
+    <w:link w:val="2"/>
+    <w:rsid w:val="001134E4"/>
+    <w:rPr>
+      <w:rFonts w:ascii="Times New Roman" w:eastAsiaTheme="majorEastAsia" w:hAnsi="Times New Roman" w:cstheme="majorBidi"/>
+      <w:b/>
+      <w:bCs/>
+      <w:sz w:val="24"/>
+      <w:szCs w:val="32"/>
+      <w14:ligatures w14:val="none"/>
+    </w:rPr>
+  </w:style>
+  <w:style w:type="character" w:customStyle="1" w:styleId="30">
+    <w:name w:val="标题 3 字符"/>
+    <w:basedOn w:val="a0"/>
+    <w:link w:val="3"/>
+    <w:rsid w:val="001134E4"/>
+    <w:rPr>
+      <w:rFonts w:ascii="Times New Roman" w:hAnsi="Times New Roman"/>
+      <w:b/>
+      <w:bCs/>
+      <w:sz w:val="24"/>
+      <w:szCs w:val="32"/>
+      <w14:ligatures w14:val="none"/>
+    </w:rPr>
+  </w:style>
+  <w:style w:type="character" w:customStyle="1" w:styleId="40">
+    <w:name w:val="标题 4 字符"/>
+    <w:basedOn w:val="a0"/>
+    <w:link w:val="4"/>
+    <w:rsid w:val="001134E4"/>
+    <w:rPr>
+      <w:rFonts w:ascii="Times New Roman" w:eastAsiaTheme="majorEastAsia" w:hAnsi="Times New Roman" w:cstheme="majorBidi"/>
+      <w:b/>
+      <w:bCs/>
+      <w:sz w:val="24"/>
+      <w:szCs w:val="28"/>
+      <w14:ligatures w14:val="none"/>
+    </w:rPr>
+  </w:style>
+  <w:style w:type="character" w:customStyle="1" w:styleId="50">
+    <w:name w:val="标题 5 字符"/>
+    <w:aliases w:val="RC标题 5 字符,36标题 5 字符,36标题5 字符,d 字符,dash 字符,dd 字符,ds 字符,第五层 字符,第四层条 字符,第四层条1 字符,第四层条10 字符,第四层条101 字符,第四层条11 字符,第四层条111 字符,第四层条12 字符,第四层条121 字符,第四层条13 字符,第四层条131 字符,第四层条14 字符,第四层条141 字符,第四层条15 字符,第四层条16 字符,第四层条17 字符,第四层条18 字符,第四层条2 字符,第四层条21 字符"/>
+    <w:basedOn w:val="a0"/>
+    <w:link w:val="5"/>
+    <w:rsid w:val="001134E4"/>
+    <w:rPr>
+      <w:rFonts w:ascii="Times New Roman" w:hAnsi="Times New Roman"/>
+      <w:b/>
+      <w:bCs/>
+      <w:sz w:val="24"/>
+      <w:szCs w:val="28"/>
+      <w14:ligatures w14:val="none"/>
+    </w:rPr>
+  </w:style>
+  <w:style w:type="character" w:customStyle="1" w:styleId="60">
+    <w:name w:val="标题 6 字符"/>
+    <w:basedOn w:val="a0"/>
+    <w:link w:val="6"/>
+    <w:uiPriority w:val="9"/>
+    <w:rsid w:val="001134E4"/>
+    <w:rPr>
+      <w:rFonts w:ascii="Times New Roman" w:eastAsiaTheme="majorEastAsia" w:hAnsi="Times New Roman" w:cstheme="majorBidi"/>
+      <w:b/>
+      <w:bCs/>
+      <w:sz w:val="24"/>
+      <w:szCs w:val="24"/>
+      <w14:ligatures w14:val="none"/>
+    </w:rPr>
+  </w:style>
+  <w:style w:type="character" w:customStyle="1" w:styleId="70">
+    <w:name w:val="标题 7 字符"/>
+    <w:basedOn w:val="a0"/>
+    <w:link w:val="7"/>
+    <w:uiPriority w:val="9"/>
+    <w:rsid w:val="001134E4"/>
+    <w:rPr>
+      <w:rFonts w:ascii="Times New Roman" w:hAnsi="Times New Roman"/>
+      <w:b/>
+      <w:bCs/>
+      <w:sz w:val="24"/>
+      <w:szCs w:val="24"/>
+      <w14:ligatures w14:val="none"/>
+    </w:rPr>
+  </w:style>
+  <w:style w:type="character" w:customStyle="1" w:styleId="Char">
+    <w:name w:val="段 Char"/>
+    <w:aliases w:val="首行缩进:  2 字符 Char Char"/>
+    <w:basedOn w:val="a0"/>
+    <w:link w:val="af0"/>
+    <w:qFormat/>
+    <w:locked/>
+    <w:rsid w:val="001134E4"/>
+    <w:rPr>
+      <w:b/>
+      <w:snapToGrid w:val="0"/>
+      <w:sz w:val="24"/>
+      <w:szCs w:val="24"/>
+      <w:lang w:eastAsia="en-US" w:bidi="en-US"/>
+    </w:rPr>
+  </w:style>
+  <w:style w:type="paragraph" w:customStyle="1" w:styleId="af0">
+    <w:name w:val="段"/>
+    <w:aliases w:val="首行缩进:  2 字符,正文 + 四号,行距: 1.5 倍行距,正文 + 宋体,四号,左  2 字符"/>
+    <w:basedOn w:val="a"/>
+    <w:link w:val="Char"/>
+    <w:uiPriority w:val="99"/>
+    <w:qFormat/>
+    <w:rsid w:val="001134E4"/>
+    <w:pPr>
+      <w:widowControl/>
+      <w:wordWrap w:val="0"/>
+      <w:topLinePunct/>
+      <w:snapToGrid w:val="0"/>
+      <w:spacing w:after="200" w:line="360" w:lineRule="auto"/>
+      <w:ind w:firstLineChars="200" w:firstLine="200"/>
+      <w:jc w:val="left"/>
+    </w:pPr>
+    <w:rPr>
+      <w:rFonts w:asciiTheme="minorHAnsi" w:eastAsiaTheme="minorEastAsia" w:hAnsiTheme="minorHAnsi" w:cstheme="minorBidi"/>
+      <w:b/>
+      <w:snapToGrid w:val="0"/>
+      <w:sz w:val="24"/>
+      <w:szCs w:val="24"/>
+      <w:lang w:eastAsia="en-US" w:bidi="en-US"/>
+      <w14:ligatures w14:val="standardContextual"/>
     </w:rPr>
   </w:style>
 </w:styles>
